--- a/06_Docs/Rapport_OncoBio_Decision_Analytics.docx
+++ b/06_Docs/Rapport_OncoBio_Decision_Analytics.docx
@@ -55,6 +55,7 @@
       <w:pPr>
         <w:jc w:val="center"/>
       </w:pPr>
+      <w:proofErr w:type="spellStart"/>
       <w:r>
         <w:rPr>
           <w:b/>
@@ -63,7 +64,40 @@
           <w:sz w:val="60"/>
           <w:szCs w:val="60"/>
         </w:rPr>
-        <w:t>OncoBio Decision Analytics</w:t>
+        <w:t>OncoBio</w:t>
+      </w:r>
+      <w:proofErr w:type="spellEnd"/>
+      <w:r>
+        <w:rPr>
+          <w:b/>
+          <w:bCs/>
+          <w:color w:val="0A1628"/>
+          <w:sz w:val="60"/>
+          <w:szCs w:val="60"/>
+        </w:rPr>
+        <w:t xml:space="preserve"> </w:t>
+      </w:r>
+      <w:proofErr w:type="spellStart"/>
+      <w:r>
+        <w:rPr>
+          <w:b/>
+          <w:bCs/>
+          <w:color w:val="0A1628"/>
+          <w:sz w:val="60"/>
+          <w:szCs w:val="60"/>
+        </w:rPr>
+        <w:t>Decision</w:t>
+      </w:r>
+      <w:proofErr w:type="spellEnd"/>
+      <w:r>
+        <w:rPr>
+          <w:b/>
+          <w:bCs/>
+          <w:color w:val="0A1628"/>
+          <w:sz w:val="60"/>
+          <w:szCs w:val="60"/>
+        </w:rPr>
+        <w:t xml:space="preserve"> Analytics</w:t>
       </w:r>
     </w:p>
     <w:p>
@@ -87,6 +121,7 @@
         <w:spacing w:before="80"/>
         <w:jc w:val="center"/>
       </w:pPr>
+      <w:proofErr w:type="gramStart"/>
       <w:r>
         <w:rPr>
           <w:b/>
@@ -95,7 +130,18 @@
           <w:sz w:val="26"/>
           <w:szCs w:val="26"/>
         </w:rPr>
-        <w:t>à partir de données cliniques et biologiques</w:t>
+        <w:t>à</w:t>
+      </w:r>
+      <w:proofErr w:type="gramEnd"/>
+      <w:r>
+        <w:rPr>
+          <w:b/>
+          <w:bCs/>
+          <w:color w:val="C0392B"/>
+          <w:sz w:val="26"/>
+          <w:szCs w:val="26"/>
+        </w:rPr>
+        <w:t xml:space="preserve"> partir de données cliniques et biologiques</w:t>
       </w:r>
     </w:p>
     <w:p>
@@ -126,12 +172,6 @@
         <w:gridCol w:w="4781"/>
       </w:tblGrid>
       <w:tr>
-        <w:tblPrEx>
-          <w:tblCellMar>
-            <w:top w:w="0" w:type="dxa"/>
-            <w:bottom w:w="0" w:type="dxa"/>
-          </w:tblCellMar>
-        </w:tblPrEx>
         <w:tc>
           <w:tcPr>
             <w:tcW w:w="0" w:type="auto"/>
@@ -282,12 +322,6 @@
         <w:gridCol w:w="9240"/>
       </w:tblGrid>
       <w:tr>
-        <w:tblPrEx>
-          <w:tblCellMar>
-            <w:top w:w="0" w:type="dxa"/>
-            <w:bottom w:w="0" w:type="dxa"/>
-          </w:tblCellMar>
-        </w:tblPrEx>
         <w:tc>
           <w:tcPr>
             <w:tcW w:w="120" w:type="dxa"/>
@@ -331,19 +365,103 @@
               <w:rPr>
                 <w:color w:val="333333"/>
               </w:rPr>
-              <w:t xml:space="preserve">Ce rapport présente le projet OncoBio Decision Analytics, réalisé dans le cadre de la formation Data </w:t>
-            </w:r>
+              <w:t xml:space="preserve">Ce rapport présente le projet </w:t>
+            </w:r>
+            <w:proofErr w:type="spellStart"/>
             <w:r>
               <w:rPr>
                 <w:color w:val="333333"/>
               </w:rPr>
+              <w:t>OncoBio</w:t>
+            </w:r>
+            <w:proofErr w:type="spellEnd"/>
+            <w:r>
+              <w:rPr>
+                <w:color w:val="333333"/>
+              </w:rPr>
+              <w:t xml:space="preserve"> </w:t>
+            </w:r>
+            <w:proofErr w:type="spellStart"/>
+            <w:r>
+              <w:rPr>
+                <w:color w:val="333333"/>
+              </w:rPr>
+              <w:t>Decision</w:t>
+            </w:r>
+            <w:proofErr w:type="spellEnd"/>
+            <w:r>
+              <w:rPr>
+                <w:color w:val="333333"/>
+              </w:rPr>
+              <w:t xml:space="preserve"> Analytics, réalisé dans le cadre de la formation Data </w:t>
+            </w:r>
+            <w:r>
+              <w:rPr>
+                <w:color w:val="333333"/>
+              </w:rPr>
               <w:t>Analyste</w:t>
             </w:r>
             <w:r>
               <w:rPr>
                 <w:color w:val="333333"/>
               </w:rPr>
-              <w:t xml:space="preserve"> de Simplon. L'objectif principal est de construire une chaîne de traitement de données complète permettant d'analyser des données cliniques et biologiques liées au cancer — cancer du sein et cancer du poumon — afin de produire des indicateurs décisionnels exploitables par les professionnels de santé et les équipes de recherche. Le projet mobilise des compétences en ingestion de données multi-sources, nettoyage et préparation (Python/Pandas), feature engineering, modélisation relationnelle (PostgreSQL, schéma en étoile), analyse statistique et de survie (Kaplan-Meier via lifelines), et visualisation décisionnelle (Power BI). Sur une cohorte de 5 252 patients, le taux de mortalité global est de 28,26 %. Les courbes de survie Kaplan-Meier confirment que les patients High Risk ont une probabilité de survie significativement inférieure aux patients Low Risk. Le dashboard Power BI en trois pages offre une interface interactive permettant l'exploration et l'aide à la décision médicale.</w:t>
+              <w:t xml:space="preserve"> de Simplon. L'objectif principal est de construire une chaîne de traitement de données complète permettant d'analyser des données cliniques et biologiques liées au cancer — cancer du sein et cancer du poumon — afin de produire des indicateurs décisionnels exploitables par les professionnels de santé et les équipes de recherche. Le projet mobilise des compétences en ingestion de données multi-sources, nettoyage et préparation (Python/Pandas), </w:t>
+            </w:r>
+            <w:proofErr w:type="spellStart"/>
+            <w:r>
+              <w:rPr>
+                <w:color w:val="333333"/>
+              </w:rPr>
+              <w:t>feature</w:t>
+            </w:r>
+            <w:proofErr w:type="spellEnd"/>
+            <w:r>
+              <w:rPr>
+                <w:color w:val="333333"/>
+              </w:rPr>
+              <w:t xml:space="preserve"> engineering, modélisation relationnelle (PostgreSQL, schéma en étoile), analyse statistique et de survie (Kaplan-Meier via </w:t>
+            </w:r>
+            <w:proofErr w:type="spellStart"/>
+            <w:r>
+              <w:rPr>
+                <w:color w:val="333333"/>
+              </w:rPr>
+              <w:t>lifelines</w:t>
+            </w:r>
+            <w:proofErr w:type="spellEnd"/>
+            <w:r>
+              <w:rPr>
+                <w:color w:val="333333"/>
+              </w:rPr>
+              <w:t xml:space="preserve">), et visualisation décisionnelle (Power BI). Sur une cohorte de 5 252 patients, le taux de mortalité global est de 28,26 %. Les courbes de survie Kaplan-Meier confirment que les patients High Risk </w:t>
+            </w:r>
+            <w:proofErr w:type="gramStart"/>
+            <w:r>
+              <w:rPr>
+                <w:color w:val="333333"/>
+              </w:rPr>
+              <w:t>ont</w:t>
+            </w:r>
+            <w:proofErr w:type="gramEnd"/>
+            <w:r>
+              <w:rPr>
+                <w:color w:val="333333"/>
+              </w:rPr>
+              <w:t xml:space="preserve"> une probabilité de survie significativement inférieure aux patients Low Risk. Le </w:t>
+            </w:r>
+            <w:proofErr w:type="spellStart"/>
+            <w:r>
+              <w:rPr>
+                <w:color w:val="333333"/>
+              </w:rPr>
+              <w:t>dashboard</w:t>
+            </w:r>
+            <w:proofErr w:type="spellEnd"/>
+            <w:r>
+              <w:rPr>
+                <w:color w:val="333333"/>
+              </w:rPr>
+              <w:t xml:space="preserve"> Power BI en trois pages offre une interface interactive permettant l'exploration et l'aide à la décision médicale.</w:t>
             </w:r>
           </w:p>
         </w:tc>
@@ -371,12 +489,6 @@
         <w:gridCol w:w="9240"/>
       </w:tblGrid>
       <w:tr>
-        <w:tblPrEx>
-          <w:tblCellMar>
-            <w:top w:w="0" w:type="dxa"/>
-            <w:bottom w:w="0" w:type="dxa"/>
-          </w:tblCellMar>
-        </w:tblPrEx>
         <w:tc>
           <w:tcPr>
             <w:tcW w:w="120" w:type="dxa"/>
@@ -428,7 +540,39 @@
                 <w:color w:val="333333"/>
                 <w:lang w:val="en-US"/>
               </w:rPr>
-              <w:t>This report presents the OncoBio Decision Analytics project, completed as part of the Simplon Data Analyst training program. The main objective is to build a complete data processing pipeline to analyze clinical and biological data related to cancer — breast and lung cancer — in order to produce actionable decision support indicators for healthcare professionals and research teams. The project leverages skills in multi-source data ingestion, cleaning and preparation (Python/Pandas), feature engineering, relational modelling (PostgreSQL, star schema), statistical and survival analysis (Kaplan-Meier via lifelines), and decision-making visualization (Power BI). Across a cohort of 5,252 patients, the overall mortality rate is 28.26%. Kaplan-Meier survival curves confirm that High Risk patients have significantly lower survival probability than Low Risk patients. The three-page Power BI dashboard provides an interactive interface for medical decision support.</w:t>
+              <w:t xml:space="preserve">This report presents the </w:t>
+            </w:r>
+            <w:proofErr w:type="spellStart"/>
+            <w:r>
+              <w:rPr>
+                <w:color w:val="333333"/>
+                <w:lang w:val="en-US"/>
+              </w:rPr>
+              <w:t>OncoBio</w:t>
+            </w:r>
+            <w:proofErr w:type="spellEnd"/>
+            <w:r>
+              <w:rPr>
+                <w:color w:val="333333"/>
+                <w:lang w:val="en-US"/>
+              </w:rPr>
+              <w:t xml:space="preserve"> Decision Analytics project, completed as part of the Simplon Data Analyst training program. The main objective is to build a complete data processing pipeline to analyze clinical and biological data related to cancer — breast and lung cancer — </w:t>
+            </w:r>
+            <w:proofErr w:type="gramStart"/>
+            <w:r>
+              <w:rPr>
+                <w:color w:val="333333"/>
+                <w:lang w:val="en-US"/>
+              </w:rPr>
+              <w:t>in order to</w:t>
+            </w:r>
+            <w:proofErr w:type="gramEnd"/>
+            <w:r>
+              <w:rPr>
+                <w:color w:val="333333"/>
+                <w:lang w:val="en-US"/>
+              </w:rPr>
+              <w:t xml:space="preserve"> produce actionable decision support indicators for healthcare professionals and research teams. The project leverages skills in multi-source data ingestion, cleaning and preparation (Python/Pandas), feature engineering, relational modelling (PostgreSQL, star schema), statistical and survival analysis (Kaplan-Meier via lifelines), and decision-making visualization (Power BI). Across a cohort of 5,252 patients, the overall mortality rate is 28.26%. Kaplan-Meier survival curves confirm that High Risk patients have significantly lower survival probability than Low Risk patients. The three-page Power BI dashboard provides an interactive interface for medical decision support.</w:t>
             </w:r>
           </w:p>
         </w:tc>
@@ -457,7 +601,21 @@
         <w:rPr>
           <w:color w:val="333333"/>
         </w:rPr>
-        <w:t>Data Analytics, Biomarqueurs, Cancer, Pipeline de données, Kaplan-Meier, PostgreSQL, Star Schema, Power BI, Aide à la décision médicale, Python, Pandas, lifelines.</w:t>
+        <w:t xml:space="preserve">Data Analytics, Biomarqueurs, Cancer, Pipeline de données, Kaplan-Meier, PostgreSQL, Star Schema, Power BI, Aide à la décision médicale, Python, Pandas, </w:t>
+      </w:r>
+      <w:proofErr w:type="spellStart"/>
+      <w:r>
+        <w:rPr>
+          <w:color w:val="333333"/>
+        </w:rPr>
+        <w:t>lifelines</w:t>
+      </w:r>
+      <w:proofErr w:type="spellEnd"/>
+      <w:r>
+        <w:rPr>
+          <w:color w:val="333333"/>
+        </w:rPr>
+        <w:t>.</w:t>
       </w:r>
     </w:p>
     <w:p>
@@ -575,6 +733,7 @@
         </w:rPr>
         <w:t xml:space="preserve">Ma gratitude va aussi aux organismes qui ont rendu ce projet possible grâce à la mise à disposition de données ouvertes : le dépôt public </w:t>
       </w:r>
+      <w:proofErr w:type="spellStart"/>
       <w:r>
         <w:rPr>
           <w:b/>
@@ -583,11 +742,26 @@
         </w:rPr>
         <w:t>Zenodo</w:t>
       </w:r>
-      <w:r>
-        <w:rPr>
-          <w:color w:val="333333"/>
-        </w:rPr>
-        <w:t xml:space="preserve"> pour le dataset SEER de cancer du sein, le </w:t>
+      <w:proofErr w:type="spellEnd"/>
+      <w:r>
+        <w:rPr>
+          <w:color w:val="333333"/>
+        </w:rPr>
+        <w:t xml:space="preserve"> pour le </w:t>
+      </w:r>
+      <w:proofErr w:type="spellStart"/>
+      <w:r>
+        <w:rPr>
+          <w:color w:val="333333"/>
+        </w:rPr>
+        <w:t>dataset</w:t>
+      </w:r>
+      <w:proofErr w:type="spellEnd"/>
+      <w:r>
+        <w:rPr>
+          <w:color w:val="333333"/>
+        </w:rPr>
+        <w:t xml:space="preserve"> SEER de cancer du sein, le </w:t>
       </w:r>
       <w:r>
         <w:rPr>
@@ -595,21 +769,71 @@
           <w:bCs/>
           <w:color w:val="0A1628"/>
         </w:rPr>
-        <w:t>North Central Cancer Treatment Group (NCCTG)</w:t>
-      </w:r>
-      <w:r>
-        <w:rPr>
-          <w:color w:val="333333"/>
-        </w:rPr>
-        <w:t xml:space="preserve"> pour le dataset de cancer du poumon, et le </w:t>
-      </w:r>
+        <w:t xml:space="preserve">North Central Cancer </w:t>
+      </w:r>
+      <w:proofErr w:type="spellStart"/>
       <w:r>
         <w:rPr>
           <w:b/>
           <w:bCs/>
           <w:color w:val="0A1628"/>
         </w:rPr>
-        <w:t>National Center for Biotechnology Information (NCBI)</w:t>
+        <w:t>Treatment</w:t>
+      </w:r>
+      <w:proofErr w:type="spellEnd"/>
+      <w:r>
+        <w:rPr>
+          <w:b/>
+          <w:bCs/>
+          <w:color w:val="0A1628"/>
+        </w:rPr>
+        <w:t xml:space="preserve"> Group (NCCTG)</w:t>
+      </w:r>
+      <w:r>
+        <w:rPr>
+          <w:color w:val="333333"/>
+        </w:rPr>
+        <w:t xml:space="preserve"> pour le </w:t>
+      </w:r>
+      <w:proofErr w:type="spellStart"/>
+      <w:r>
+        <w:rPr>
+          <w:color w:val="333333"/>
+        </w:rPr>
+        <w:t>dataset</w:t>
+      </w:r>
+      <w:proofErr w:type="spellEnd"/>
+      <w:r>
+        <w:rPr>
+          <w:color w:val="333333"/>
+        </w:rPr>
+        <w:t xml:space="preserve"> de cancer du poumon, et le </w:t>
+      </w:r>
+      <w:r>
+        <w:rPr>
+          <w:b/>
+          <w:bCs/>
+          <w:color w:val="0A1628"/>
+        </w:rPr>
+        <w:t xml:space="preserve">National Center for </w:t>
+      </w:r>
+      <w:proofErr w:type="spellStart"/>
+      <w:r>
+        <w:rPr>
+          <w:b/>
+          <w:bCs/>
+          <w:color w:val="0A1628"/>
+        </w:rPr>
+        <w:t>Biotechnology</w:t>
+      </w:r>
+      <w:proofErr w:type="spellEnd"/>
+      <w:r>
+        <w:rPr>
+          <w:b/>
+          <w:bCs/>
+          <w:color w:val="0A1628"/>
+        </w:rPr>
+        <w:t xml:space="preserve"> Information (NCBI)</w:t>
       </w:r>
       <w:r>
         <w:rPr>
@@ -3793,19 +4017,61 @@
         </w:rPr>
         <w:t xml:space="preserve">C'est dans ce contexte que s'inscrit le projet </w:t>
       </w:r>
+      <w:proofErr w:type="spellStart"/>
       <w:r>
         <w:rPr>
           <w:b/>
           <w:bCs/>
           <w:color w:val="0A1628"/>
         </w:rPr>
-        <w:t>OncoBio Decision Analytics</w:t>
-      </w:r>
-      <w:r>
-        <w:rPr>
-          <w:color w:val="333333"/>
-        </w:rPr>
-        <w:t>, développé dans le cadre de la formation Data Analyst de Simplon. Ce projet vise à construire une chaîne de traitement de données complète, allant de l'ingestion multi-sources jusqu'à la production d'un tableau de bord décisionnel interactif.</w:t>
+        <w:t>OncoBio</w:t>
+      </w:r>
+      <w:proofErr w:type="spellEnd"/>
+      <w:r>
+        <w:rPr>
+          <w:b/>
+          <w:bCs/>
+          <w:color w:val="0A1628"/>
+        </w:rPr>
+        <w:t xml:space="preserve"> </w:t>
+      </w:r>
+      <w:proofErr w:type="spellStart"/>
+      <w:r>
+        <w:rPr>
+          <w:b/>
+          <w:bCs/>
+          <w:color w:val="0A1628"/>
+        </w:rPr>
+        <w:t>Decision</w:t>
+      </w:r>
+      <w:proofErr w:type="spellEnd"/>
+      <w:r>
+        <w:rPr>
+          <w:b/>
+          <w:bCs/>
+          <w:color w:val="0A1628"/>
+        </w:rPr>
+        <w:t xml:space="preserve"> Analytics</w:t>
+      </w:r>
+      <w:r>
+        <w:rPr>
+          <w:color w:val="333333"/>
+        </w:rPr>
+        <w:t xml:space="preserve">, développé dans le cadre de la formation Data </w:t>
+      </w:r>
+      <w:proofErr w:type="spellStart"/>
+      <w:r>
+        <w:rPr>
+          <w:color w:val="333333"/>
+        </w:rPr>
+        <w:t>Analyst</w:t>
+      </w:r>
+      <w:proofErr w:type="spellEnd"/>
+      <w:r>
+        <w:rPr>
+          <w:color w:val="333333"/>
+        </w:rPr>
+        <w:t xml:space="preserve"> de Simplon. Ce projet vise à construire une chaîne de traitement de données complète, allant de l'ingestion multi-sources jusqu'à la production d'un tableau de bord décisionnel interactif.</w:t>
       </w:r>
     </w:p>
     <w:p>
@@ -3839,12 +4105,6 @@
         <w:gridCol w:w="9240"/>
       </w:tblGrid>
       <w:tr>
-        <w:tblPrEx>
-          <w:tblCellMar>
-            <w:top w:w="0" w:type="dxa"/>
-            <w:bottom w:w="0" w:type="dxa"/>
-          </w:tblCellMar>
-        </w:tblPrEx>
         <w:tc>
           <w:tcPr>
             <w:tcW w:w="120" w:type="dxa"/>
@@ -4104,7 +4364,23 @@
       </w:pPr>
       <w:bookmarkStart w:id="10" w:name="_Toc226291210"/>
       <w:r>
-        <w:t>2.1.1 Dataset cancer du sein — SEER (Zenodo)</w:t>
+        <w:t xml:space="preserve">2.1.1 </w:t>
+      </w:r>
+      <w:proofErr w:type="spellStart"/>
+      <w:r>
+        <w:t>Dataset</w:t>
+      </w:r>
+      <w:proofErr w:type="spellEnd"/>
+      <w:r>
+        <w:t xml:space="preserve"> cancer du sein — SEER (</w:t>
+      </w:r>
+      <w:proofErr w:type="spellStart"/>
+      <w:r>
+        <w:t>Zenodo</w:t>
+      </w:r>
+      <w:proofErr w:type="spellEnd"/>
+      <w:r>
+        <w:t>)</w:t>
       </w:r>
       <w:bookmarkEnd w:id="10"/>
     </w:p>
@@ -4125,13 +4401,63 @@
           <w:bCs/>
           <w:color w:val="0A1628"/>
         </w:rPr>
-        <w:t>SEER (Surveillance, Epidemiology, and End Results)</w:t>
-      </w:r>
-      <w:r>
-        <w:rPr>
-          <w:color w:val="333333"/>
-        </w:rPr>
-        <w:t>, rendu accessible via le dépôt public Zenodo. Il contient des informations démographiques et cliniques sur des patientes atteintes de cancer du sein.</w:t>
+        <w:t xml:space="preserve">SEER (Surveillance, </w:t>
+      </w:r>
+      <w:proofErr w:type="spellStart"/>
+      <w:r>
+        <w:rPr>
+          <w:b/>
+          <w:bCs/>
+          <w:color w:val="0A1628"/>
+        </w:rPr>
+        <w:t>Epidemiology</w:t>
+      </w:r>
+      <w:proofErr w:type="spellEnd"/>
+      <w:r>
+        <w:rPr>
+          <w:b/>
+          <w:bCs/>
+          <w:color w:val="0A1628"/>
+        </w:rPr>
+        <w:t xml:space="preserve">, and End </w:t>
+      </w:r>
+      <w:proofErr w:type="spellStart"/>
+      <w:r>
+        <w:rPr>
+          <w:b/>
+          <w:bCs/>
+          <w:color w:val="0A1628"/>
+        </w:rPr>
+        <w:t>Results</w:t>
+      </w:r>
+      <w:proofErr w:type="spellEnd"/>
+      <w:r>
+        <w:rPr>
+          <w:b/>
+          <w:bCs/>
+          <w:color w:val="0A1628"/>
+        </w:rPr>
+        <w:t>)</w:t>
+      </w:r>
+      <w:r>
+        <w:rPr>
+          <w:color w:val="333333"/>
+        </w:rPr>
+        <w:t xml:space="preserve">, rendu accessible via le dépôt public </w:t>
+      </w:r>
+      <w:proofErr w:type="spellStart"/>
+      <w:r>
+        <w:rPr>
+          <w:color w:val="333333"/>
+        </w:rPr>
+        <w:t>Zenodo</w:t>
+      </w:r>
+      <w:proofErr w:type="spellEnd"/>
+      <w:r>
+        <w:rPr>
+          <w:color w:val="333333"/>
+        </w:rPr>
+        <w:t>. Il contient des informations démographiques et cliniques sur des patientes atteintes de cancer du sein.</w:t>
       </w:r>
     </w:p>
     <w:tbl>
@@ -4156,12 +4482,6 @@
         <w:gridCol w:w="6026"/>
       </w:tblGrid>
       <w:tr>
-        <w:tblPrEx>
-          <w:tblCellMar>
-            <w:top w:w="0" w:type="dxa"/>
-            <w:bottom w:w="0" w:type="dxa"/>
-          </w:tblCellMar>
-        </w:tblPrEx>
         <w:tc>
           <w:tcPr>
             <w:tcW w:w="3000" w:type="dxa"/>
@@ -4224,12 +4544,6 @@
         </w:tc>
       </w:tr>
       <w:tr>
-        <w:tblPrEx>
-          <w:tblCellMar>
-            <w:top w:w="0" w:type="dxa"/>
-            <w:bottom w:w="0" w:type="dxa"/>
-          </w:tblCellMar>
-        </w:tblPrEx>
         <w:tc>
           <w:tcPr>
             <w:tcW w:w="3000" w:type="dxa"/>
@@ -4290,12 +4604,6 @@
         </w:tc>
       </w:tr>
       <w:tr>
-        <w:tblPrEx>
-          <w:tblCellMar>
-            <w:top w:w="0" w:type="dxa"/>
-            <w:bottom w:w="0" w:type="dxa"/>
-          </w:tblCellMar>
-        </w:tblPrEx>
         <w:tc>
           <w:tcPr>
             <w:tcW w:w="3000" w:type="dxa"/>
@@ -4356,12 +4664,6 @@
         </w:tc>
       </w:tr>
       <w:tr>
-        <w:tblPrEx>
-          <w:tblCellMar>
-            <w:top w:w="0" w:type="dxa"/>
-            <w:bottom w:w="0" w:type="dxa"/>
-          </w:tblCellMar>
-        </w:tblPrEx>
         <w:tc>
           <w:tcPr>
             <w:tcW w:w="3000" w:type="dxa"/>
@@ -4422,12 +4724,6 @@
         </w:tc>
       </w:tr>
       <w:tr>
-        <w:tblPrEx>
-          <w:tblCellMar>
-            <w:top w:w="0" w:type="dxa"/>
-            <w:bottom w:w="0" w:type="dxa"/>
-          </w:tblCellMar>
-        </w:tblPrEx>
         <w:tc>
           <w:tcPr>
             <w:tcW w:w="3000" w:type="dxa"/>
@@ -4488,12 +4784,6 @@
         </w:tc>
       </w:tr>
       <w:tr>
-        <w:tblPrEx>
-          <w:tblCellMar>
-            <w:top w:w="0" w:type="dxa"/>
-            <w:bottom w:w="0" w:type="dxa"/>
-          </w:tblCellMar>
-        </w:tblPrEx>
         <w:tc>
           <w:tcPr>
             <w:tcW w:w="3000" w:type="dxa"/>
@@ -4554,12 +4844,6 @@
         </w:tc>
       </w:tr>
       <w:tr>
-        <w:tblPrEx>
-          <w:tblCellMar>
-            <w:top w:w="0" w:type="dxa"/>
-            <w:bottom w:w="0" w:type="dxa"/>
-          </w:tblCellMar>
-        </w:tblPrEx>
         <w:tc>
           <w:tcPr>
             <w:tcW w:w="3000" w:type="dxa"/>
@@ -4608,13 +4892,23 @@
             </w:tcMar>
           </w:tcPr>
           <w:p>
-            <w:r>
-              <w:rPr>
-                <w:color w:val="555555"/>
-                <w:sz w:val="20"/>
-                <w:szCs w:val="20"/>
-              </w:rPr>
-              <w:t>Zenodo — dépôt public (accès libre)</w:t>
+            <w:proofErr w:type="spellStart"/>
+            <w:r>
+              <w:rPr>
+                <w:color w:val="555555"/>
+                <w:sz w:val="20"/>
+                <w:szCs w:val="20"/>
+              </w:rPr>
+              <w:t>Zenodo</w:t>
+            </w:r>
+            <w:proofErr w:type="spellEnd"/>
+            <w:r>
+              <w:rPr>
+                <w:color w:val="555555"/>
+                <w:sz w:val="20"/>
+                <w:szCs w:val="20"/>
+              </w:rPr>
+              <w:t xml:space="preserve"> — dépôt public (accès libre)</w:t>
             </w:r>
           </w:p>
         </w:tc>
@@ -4627,7 +4921,15 @@
       </w:pPr>
       <w:bookmarkStart w:id="11" w:name="_Toc226291211"/>
       <w:r>
-        <w:t>2.1.2 Dataset cancer du poumon — NCCTG</w:t>
+        <w:t xml:space="preserve">2.1.2 </w:t>
+      </w:r>
+      <w:proofErr w:type="spellStart"/>
+      <w:r>
+        <w:t>Dataset</w:t>
+      </w:r>
+      <w:proofErr w:type="spellEnd"/>
+      <w:r>
+        <w:t xml:space="preserve"> cancer du poumon — NCCTG</w:t>
       </w:r>
       <w:bookmarkEnd w:id="11"/>
     </w:p>
@@ -4648,13 +4950,59 @@
           <w:bCs/>
           <w:color w:val="0A1628"/>
         </w:rPr>
-        <w:t>North Central Cancer Treatment Group (NCCTG)</w:t>
-      </w:r>
-      <w:r>
-        <w:rPr>
-          <w:color w:val="333333"/>
-        </w:rPr>
-        <w:t>. Il contient des données de survie de patients atteints de cancer du poumon avancé, largement utilisées dans la littérature pour valider des modèles pronostiques. Dans ce projet, un dataset synthétique de 1 228 patients a été généré via SDV (Synthetic Data Vault) pour enrichir la cohorte initiale tout en préservant les distributions statistiques réelles.</w:t>
+        <w:t xml:space="preserve">North Central Cancer </w:t>
+      </w:r>
+      <w:proofErr w:type="spellStart"/>
+      <w:r>
+        <w:rPr>
+          <w:b/>
+          <w:bCs/>
+          <w:color w:val="0A1628"/>
+        </w:rPr>
+        <w:t>Treatment</w:t>
+      </w:r>
+      <w:proofErr w:type="spellEnd"/>
+      <w:r>
+        <w:rPr>
+          <w:b/>
+          <w:bCs/>
+          <w:color w:val="0A1628"/>
+        </w:rPr>
+        <w:t xml:space="preserve"> Group (NCCTG)</w:t>
+      </w:r>
+      <w:r>
+        <w:rPr>
+          <w:color w:val="333333"/>
+        </w:rPr>
+        <w:t xml:space="preserve">. Il contient des données de survie de patients atteints de cancer du poumon avancé, largement utilisées dans la littérature pour valider des modèles pronostiques. Dans ce projet, un </w:t>
+      </w:r>
+      <w:proofErr w:type="spellStart"/>
+      <w:r>
+        <w:rPr>
+          <w:color w:val="333333"/>
+        </w:rPr>
+        <w:t>dataset</w:t>
+      </w:r>
+      <w:proofErr w:type="spellEnd"/>
+      <w:r>
+        <w:rPr>
+          <w:color w:val="333333"/>
+        </w:rPr>
+        <w:t xml:space="preserve"> synthétique de 1 228 patients a été généré via SDV (</w:t>
+      </w:r>
+      <w:proofErr w:type="spellStart"/>
+      <w:r>
+        <w:rPr>
+          <w:color w:val="333333"/>
+        </w:rPr>
+        <w:t>Synthetic</w:t>
+      </w:r>
+      <w:proofErr w:type="spellEnd"/>
+      <w:r>
+        <w:rPr>
+          <w:color w:val="333333"/>
+        </w:rPr>
+        <w:t xml:space="preserve"> Data Vault) pour enrichir la cohorte initiale tout en préservant les distributions statistiques réelles.</w:t>
       </w:r>
     </w:p>
     <w:tbl>
@@ -4679,12 +5027,6 @@
         <w:gridCol w:w="6026"/>
       </w:tblGrid>
       <w:tr>
-        <w:tblPrEx>
-          <w:tblCellMar>
-            <w:top w:w="0" w:type="dxa"/>
-            <w:bottom w:w="0" w:type="dxa"/>
-          </w:tblCellMar>
-        </w:tblPrEx>
         <w:tc>
           <w:tcPr>
             <w:tcW w:w="3000" w:type="dxa"/>
@@ -4747,12 +5089,6 @@
         </w:tc>
       </w:tr>
       <w:tr>
-        <w:tblPrEx>
-          <w:tblCellMar>
-            <w:top w:w="0" w:type="dxa"/>
-            <w:bottom w:w="0" w:type="dxa"/>
-          </w:tblCellMar>
-        </w:tblPrEx>
         <w:tc>
           <w:tcPr>
             <w:tcW w:w="3000" w:type="dxa"/>
@@ -4779,8 +5115,20 @@
                 <w:sz w:val="20"/>
                 <w:szCs w:val="20"/>
               </w:rPr>
-              <w:t>TIME / survival_months</w:t>
-            </w:r>
+              <w:t xml:space="preserve">TIME / </w:t>
+            </w:r>
+            <w:proofErr w:type="spellStart"/>
+            <w:r>
+              <w:rPr>
+                <w:b/>
+                <w:bCs/>
+                <w:color w:val="555555"/>
+                <w:sz w:val="20"/>
+                <w:szCs w:val="20"/>
+              </w:rPr>
+              <w:t>survival_months</w:t>
+            </w:r>
+            <w:proofErr w:type="spellEnd"/>
           </w:p>
         </w:tc>
         <w:tc>
@@ -4813,12 +5161,6 @@
         </w:tc>
       </w:tr>
       <w:tr>
-        <w:tblPrEx>
-          <w:tblCellMar>
-            <w:top w:w="0" w:type="dxa"/>
-            <w:bottom w:w="0" w:type="dxa"/>
-          </w:tblCellMar>
-        </w:tblPrEx>
         <w:tc>
           <w:tcPr>
             <w:tcW w:w="3000" w:type="dxa"/>
@@ -4845,8 +5187,20 @@
                 <w:sz w:val="20"/>
                 <w:szCs w:val="20"/>
               </w:rPr>
-              <w:t>Y / event</w:t>
-            </w:r>
+              <w:t xml:space="preserve">Y / </w:t>
+            </w:r>
+            <w:proofErr w:type="spellStart"/>
+            <w:r>
+              <w:rPr>
+                <w:b/>
+                <w:bCs/>
+                <w:color w:val="555555"/>
+                <w:sz w:val="20"/>
+                <w:szCs w:val="20"/>
+              </w:rPr>
+              <w:t>event</w:t>
+            </w:r>
+            <w:proofErr w:type="spellEnd"/>
           </w:p>
         </w:tc>
         <w:tc>
@@ -4879,12 +5233,6 @@
         </w:tc>
       </w:tr>
       <w:tr>
-        <w:tblPrEx>
-          <w:tblCellMar>
-            <w:top w:w="0" w:type="dxa"/>
-            <w:bottom w:w="0" w:type="dxa"/>
-          </w:tblCellMar>
-        </w:tblPrEx>
         <w:tc>
           <w:tcPr>
             <w:tcW w:w="3000" w:type="dxa"/>
@@ -4911,8 +5259,20 @@
                 <w:sz w:val="20"/>
                 <w:szCs w:val="20"/>
               </w:rPr>
-              <w:t>AGE / age</w:t>
-            </w:r>
+              <w:t xml:space="preserve">AGE / </w:t>
+            </w:r>
+            <w:proofErr w:type="spellStart"/>
+            <w:r>
+              <w:rPr>
+                <w:b/>
+                <w:bCs/>
+                <w:color w:val="555555"/>
+                <w:sz w:val="20"/>
+                <w:szCs w:val="20"/>
+              </w:rPr>
+              <w:t>age</w:t>
+            </w:r>
+            <w:proofErr w:type="spellEnd"/>
           </w:p>
         </w:tc>
         <w:tc>
@@ -4945,12 +5305,6 @@
         </w:tc>
       </w:tr>
       <w:tr>
-        <w:tblPrEx>
-          <w:tblCellMar>
-            <w:top w:w="0" w:type="dxa"/>
-            <w:bottom w:w="0" w:type="dxa"/>
-          </w:tblCellMar>
-        </w:tblPrEx>
         <w:tc>
           <w:tcPr>
             <w:tcW w:w="3000" w:type="dxa"/>
@@ -4977,8 +5331,20 @@
                 <w:sz w:val="20"/>
                 <w:szCs w:val="20"/>
               </w:rPr>
-              <w:t>SEX / sex</w:t>
-            </w:r>
+              <w:t xml:space="preserve">SEX / </w:t>
+            </w:r>
+            <w:proofErr w:type="spellStart"/>
+            <w:r>
+              <w:rPr>
+                <w:b/>
+                <w:bCs/>
+                <w:color w:val="555555"/>
+                <w:sz w:val="20"/>
+                <w:szCs w:val="20"/>
+              </w:rPr>
+              <w:t>sex</w:t>
+            </w:r>
+            <w:proofErr w:type="spellEnd"/>
           </w:p>
         </w:tc>
         <w:tc>
@@ -5011,12 +5377,6 @@
         </w:tc>
       </w:tr>
       <w:tr>
-        <w:tblPrEx>
-          <w:tblCellMar>
-            <w:top w:w="0" w:type="dxa"/>
-            <w:bottom w:w="0" w:type="dxa"/>
-          </w:tblCellMar>
-        </w:tblPrEx>
         <w:tc>
           <w:tcPr>
             <w:tcW w:w="3000" w:type="dxa"/>
@@ -5077,12 +5437,6 @@
         </w:tc>
       </w:tr>
       <w:tr>
-        <w:tblPrEx>
-          <w:tblCellMar>
-            <w:top w:w="0" w:type="dxa"/>
-            <w:bottom w:w="0" w:type="dxa"/>
-          </w:tblCellMar>
-        </w:tblPrEx>
         <w:tc>
           <w:tcPr>
             <w:tcW w:w="3000" w:type="dxa"/>
@@ -5258,7 +5612,35 @@
         <w:rPr>
           <w:color w:val="333333"/>
         </w:rPr>
-        <w:t>Ingestion : chargement des fichiers CSV (breast + lung) et appel à l'API NCBI Entrez.</w:t>
+        <w:t>Ingestion : chargement des fichiers CSV (</w:t>
+      </w:r>
+      <w:proofErr w:type="spellStart"/>
+      <w:r>
+        <w:rPr>
+          <w:color w:val="333333"/>
+        </w:rPr>
+        <w:t>breast</w:t>
+      </w:r>
+      <w:proofErr w:type="spellEnd"/>
+      <w:r>
+        <w:rPr>
+          <w:color w:val="333333"/>
+        </w:rPr>
+        <w:t xml:space="preserve"> + </w:t>
+      </w:r>
+      <w:proofErr w:type="spellStart"/>
+      <w:r>
+        <w:rPr>
+          <w:color w:val="333333"/>
+        </w:rPr>
+        <w:t>lung</w:t>
+      </w:r>
+      <w:proofErr w:type="spellEnd"/>
+      <w:r>
+        <w:rPr>
+          <w:color w:val="333333"/>
+        </w:rPr>
+        <w:t>) et appel à l'API NCBI Entrez.</w:t>
       </w:r>
     </w:p>
     <w:p>
@@ -5286,11 +5668,19 @@
         </w:numPr>
         <w:spacing w:before="60" w:after="60" w:line="264" w:lineRule="auto"/>
       </w:pPr>
-      <w:r>
-        <w:rPr>
-          <w:color w:val="333333"/>
-        </w:rPr>
-        <w:t>Cleaning : gestion des valeurs manquantes, harmonisation des noms de colonnes, standardisation des types.</w:t>
+      <w:proofErr w:type="spellStart"/>
+      <w:r>
+        <w:rPr>
+          <w:color w:val="333333"/>
+        </w:rPr>
+        <w:t>Cleaning</w:t>
+      </w:r>
+      <w:proofErr w:type="spellEnd"/>
+      <w:r>
+        <w:rPr>
+          <w:color w:val="333333"/>
+        </w:rPr>
+        <w:t xml:space="preserve"> : gestion des valeurs manquantes, harmonisation des noms de colonnes, standardisation des types.</w:t>
       </w:r>
     </w:p>
     <w:p>
@@ -5302,11 +5692,33 @@
         </w:numPr>
         <w:spacing w:before="60" w:after="60" w:line="264" w:lineRule="auto"/>
       </w:pPr>
-      <w:r>
-        <w:rPr>
-          <w:color w:val="333333"/>
-        </w:rPr>
-        <w:t>Processed : fusion des datasets en un fichier central patients_master.csv, création de variables analytiques.</w:t>
+      <w:proofErr w:type="spellStart"/>
+      <w:r>
+        <w:rPr>
+          <w:color w:val="333333"/>
+        </w:rPr>
+        <w:t>Processed</w:t>
+      </w:r>
+      <w:proofErr w:type="spellEnd"/>
+      <w:r>
+        <w:rPr>
+          <w:color w:val="333333"/>
+        </w:rPr>
+        <w:t xml:space="preserve"> : fusion des </w:t>
+      </w:r>
+      <w:proofErr w:type="spellStart"/>
+      <w:r>
+        <w:rPr>
+          <w:color w:val="333333"/>
+        </w:rPr>
+        <w:t>datasets</w:t>
+      </w:r>
+      <w:proofErr w:type="spellEnd"/>
+      <w:r>
+        <w:rPr>
+          <w:color w:val="333333"/>
+        </w:rPr>
+        <w:t xml:space="preserve"> en un fichier central patients_master.csv, création de variables analytiques.</w:t>
       </w:r>
     </w:p>
     <w:p>
@@ -5379,12 +5791,6 @@
         <w:gridCol w:w="9240"/>
       </w:tblGrid>
       <w:tr>
-        <w:tblPrEx>
-          <w:tblCellMar>
-            <w:top w:w="0" w:type="dxa"/>
-            <w:bottom w:w="0" w:type="dxa"/>
-          </w:tblCellMar>
-        </w:tblPrEx>
         <w:tc>
           <w:tcPr>
             <w:tcW w:w="120" w:type="dxa"/>
@@ -5444,7 +5850,23 @@
       </w:pPr>
       <w:bookmarkStart w:id="14" w:name="_Toc226291214"/>
       <w:r>
-        <w:t>2.3 Préprocessing et Feature Engineering</w:t>
+        <w:t xml:space="preserve">2.3 </w:t>
+      </w:r>
+      <w:proofErr w:type="spellStart"/>
+      <w:r>
+        <w:t>Préprocessing</w:t>
+      </w:r>
+      <w:proofErr w:type="spellEnd"/>
+      <w:r>
+        <w:t xml:space="preserve"> et </w:t>
+      </w:r>
+      <w:proofErr w:type="spellStart"/>
+      <w:r>
+        <w:t>Feature</w:t>
+      </w:r>
+      <w:proofErr w:type="spellEnd"/>
+      <w:r>
+        <w:t xml:space="preserve"> Engineering</w:t>
       </w:r>
       <w:bookmarkEnd w:id="14"/>
     </w:p>
@@ -5483,7 +5905,91 @@
         <w:rPr>
           <w:color w:val="333333"/>
         </w:rPr>
-        <w:t>Renommage des colonnes pour harmoniser les deux datasets (Age → age, Survival Months → survival_months, Status → event).</w:t>
+        <w:t xml:space="preserve">Renommage des colonnes pour harmoniser les deux </w:t>
+      </w:r>
+      <w:proofErr w:type="spellStart"/>
+      <w:r>
+        <w:rPr>
+          <w:color w:val="333333"/>
+        </w:rPr>
+        <w:t>datasets</w:t>
+      </w:r>
+      <w:proofErr w:type="spellEnd"/>
+      <w:r>
+        <w:rPr>
+          <w:color w:val="333333"/>
+        </w:rPr>
+        <w:t xml:space="preserve"> (Age → </w:t>
+      </w:r>
+      <w:proofErr w:type="spellStart"/>
+      <w:r>
+        <w:rPr>
+          <w:color w:val="333333"/>
+        </w:rPr>
+        <w:t>age</w:t>
+      </w:r>
+      <w:proofErr w:type="spellEnd"/>
+      <w:r>
+        <w:rPr>
+          <w:color w:val="333333"/>
+        </w:rPr>
+        <w:t xml:space="preserve">, Survival </w:t>
+      </w:r>
+      <w:proofErr w:type="spellStart"/>
+      <w:r>
+        <w:rPr>
+          <w:color w:val="333333"/>
+        </w:rPr>
+        <w:t>Months</w:t>
+      </w:r>
+      <w:proofErr w:type="spellEnd"/>
+      <w:r>
+        <w:rPr>
+          <w:color w:val="333333"/>
+        </w:rPr>
+        <w:t xml:space="preserve"> → </w:t>
+      </w:r>
+      <w:proofErr w:type="spellStart"/>
+      <w:r>
+        <w:rPr>
+          <w:color w:val="333333"/>
+        </w:rPr>
+        <w:t>survival_months</w:t>
+      </w:r>
+      <w:proofErr w:type="spellEnd"/>
+      <w:r>
+        <w:rPr>
+          <w:color w:val="333333"/>
+        </w:rPr>
+        <w:t xml:space="preserve">, </w:t>
+      </w:r>
+      <w:proofErr w:type="spellStart"/>
+      <w:r>
+        <w:rPr>
+          <w:color w:val="333333"/>
+        </w:rPr>
+        <w:t>Status</w:t>
+      </w:r>
+      <w:proofErr w:type="spellEnd"/>
+      <w:r>
+        <w:rPr>
+          <w:color w:val="333333"/>
+        </w:rPr>
+        <w:t xml:space="preserve"> → </w:t>
+      </w:r>
+      <w:proofErr w:type="spellStart"/>
+      <w:r>
+        <w:rPr>
+          <w:color w:val="333333"/>
+        </w:rPr>
+        <w:t>event</w:t>
+      </w:r>
+      <w:proofErr w:type="spellEnd"/>
+      <w:r>
+        <w:rPr>
+          <w:color w:val="333333"/>
+        </w:rPr>
+        <w:t>).</w:t>
       </w:r>
     </w:p>
     <w:p>
@@ -5499,7 +6005,35 @@
         <w:rPr>
           <w:color w:val="333333"/>
         </w:rPr>
-        <w:t>Suppression des lignes avec valeurs manquantes sur les variables critiques (age, survival_months).</w:t>
+        <w:t>Suppression des lignes avec valeurs manquantes sur les variables critiques (</w:t>
+      </w:r>
+      <w:proofErr w:type="spellStart"/>
+      <w:r>
+        <w:rPr>
+          <w:color w:val="333333"/>
+        </w:rPr>
+        <w:t>age</w:t>
+      </w:r>
+      <w:proofErr w:type="spellEnd"/>
+      <w:r>
+        <w:rPr>
+          <w:color w:val="333333"/>
+        </w:rPr>
+        <w:t xml:space="preserve">, </w:t>
+      </w:r>
+      <w:proofErr w:type="spellStart"/>
+      <w:r>
+        <w:rPr>
+          <w:color w:val="333333"/>
+        </w:rPr>
+        <w:t>survival_months</w:t>
+      </w:r>
+      <w:proofErr w:type="spellEnd"/>
+      <w:r>
+        <w:rPr>
+          <w:color w:val="333333"/>
+        </w:rPr>
+        <w:t>).</w:t>
       </w:r>
     </w:p>
     <w:p>
@@ -5515,7 +6049,21 @@
         <w:rPr>
           <w:color w:val="333333"/>
         </w:rPr>
-        <w:t>Encodage binaire de la variable event : Alive → 0, Dead → 1.</w:t>
+        <w:t xml:space="preserve">Encodage binaire de la variable </w:t>
+      </w:r>
+      <w:proofErr w:type="spellStart"/>
+      <w:r>
+        <w:rPr>
+          <w:color w:val="333333"/>
+        </w:rPr>
+        <w:t>event</w:t>
+      </w:r>
+      <w:proofErr w:type="spellEnd"/>
+      <w:r>
+        <w:rPr>
+          <w:color w:val="333333"/>
+        </w:rPr>
+        <w:t xml:space="preserve"> : Alive → 0, Dead → 1.</w:t>
       </w:r>
     </w:p>
     <w:p>
@@ -5531,7 +6079,35 @@
         <w:rPr>
           <w:color w:val="333333"/>
         </w:rPr>
-        <w:t>Harmonisation de la variable sex : 1 → M, 2 → F pour le dataset Lung.</w:t>
+        <w:t xml:space="preserve">Harmonisation de la variable </w:t>
+      </w:r>
+      <w:proofErr w:type="spellStart"/>
+      <w:r>
+        <w:rPr>
+          <w:color w:val="333333"/>
+        </w:rPr>
+        <w:t>sex</w:t>
+      </w:r>
+      <w:proofErr w:type="spellEnd"/>
+      <w:r>
+        <w:rPr>
+          <w:color w:val="333333"/>
+        </w:rPr>
+        <w:t xml:space="preserve"> : 1 → M, 2 → F pour le </w:t>
+      </w:r>
+      <w:proofErr w:type="spellStart"/>
+      <w:r>
+        <w:rPr>
+          <w:color w:val="333333"/>
+        </w:rPr>
+        <w:t>dataset</w:t>
+      </w:r>
+      <w:proofErr w:type="spellEnd"/>
+      <w:r>
+        <w:rPr>
+          <w:color w:val="333333"/>
+        </w:rPr>
+        <w:t xml:space="preserve"> Lung.</w:t>
       </w:r>
     </w:p>
     <w:p>
@@ -5547,7 +6123,35 @@
         <w:rPr>
           <w:color w:val="333333"/>
         </w:rPr>
-        <w:t>Ajout de la variable cancer_type ("Breast" ou "Lung") pour identifier l'origine du patient.</w:t>
+        <w:t xml:space="preserve">Ajout de la variable </w:t>
+      </w:r>
+      <w:proofErr w:type="spellStart"/>
+      <w:r>
+        <w:rPr>
+          <w:color w:val="333333"/>
+        </w:rPr>
+        <w:t>cancer_type</w:t>
+      </w:r>
+      <w:proofErr w:type="spellEnd"/>
+      <w:r>
+        <w:rPr>
+          <w:color w:val="333333"/>
+        </w:rPr>
+        <w:t xml:space="preserve"> ("</w:t>
+      </w:r>
+      <w:proofErr w:type="spellStart"/>
+      <w:r>
+        <w:rPr>
+          <w:color w:val="333333"/>
+        </w:rPr>
+        <w:t>Breast</w:t>
+      </w:r>
+      <w:proofErr w:type="spellEnd"/>
+      <w:r>
+        <w:rPr>
+          <w:color w:val="333333"/>
+        </w:rPr>
+        <w:t>" ou "Lung") pour identifier l'origine du patient.</w:t>
       </w:r>
     </w:p>
     <w:p>
@@ -5559,11 +6163,33 @@
         </w:numPr>
         <w:spacing w:before="60" w:after="60" w:line="264" w:lineRule="auto"/>
       </w:pPr>
-      <w:r>
-        <w:rPr>
-          <w:color w:val="333333"/>
-        </w:rPr>
-        <w:t>Clipping de survival_months avec une valeur minimale de 1 mois pour éviter les valeurs nulles ou négatives.</w:t>
+      <w:proofErr w:type="spellStart"/>
+      <w:r>
+        <w:rPr>
+          <w:color w:val="333333"/>
+        </w:rPr>
+        <w:t>Clipping</w:t>
+      </w:r>
+      <w:proofErr w:type="spellEnd"/>
+      <w:r>
+        <w:rPr>
+          <w:color w:val="333333"/>
+        </w:rPr>
+        <w:t xml:space="preserve"> de </w:t>
+      </w:r>
+      <w:proofErr w:type="spellStart"/>
+      <w:r>
+        <w:rPr>
+          <w:color w:val="333333"/>
+        </w:rPr>
+        <w:t>survival_months</w:t>
+      </w:r>
+      <w:proofErr w:type="spellEnd"/>
+      <w:r>
+        <w:rPr>
+          <w:color w:val="333333"/>
+        </w:rPr>
+        <w:t xml:space="preserve"> avec une valeur minimale de 1 mois pour éviter les valeurs nulles ou négatives.</w:t>
       </w:r>
     </w:p>
     <w:p>
@@ -5572,9 +6198,14 @@
       </w:pPr>
       <w:bookmarkStart w:id="16" w:name="_Toc226291216"/>
       <w:r>
-        <w:t>2.3.2 Création du fichier patients_master</w:t>
+        <w:t xml:space="preserve">2.3.2 Création du fichier </w:t>
+      </w:r>
+      <w:proofErr w:type="spellStart"/>
+      <w:r>
+        <w:t>patients_master</w:t>
       </w:r>
       <w:bookmarkEnd w:id="16"/>
+      <w:proofErr w:type="spellEnd"/>
     </w:p>
     <w:p>
       <w:pPr>
@@ -5585,57 +6216,145 @@
         <w:rPr>
           <w:color w:val="333333"/>
         </w:rPr>
-        <w:t xml:space="preserve">Les deux datasets nettoyés sont fusionnés via </w:t>
-      </w:r>
+        <w:t xml:space="preserve">Les deux </w:t>
+      </w:r>
+      <w:proofErr w:type="spellStart"/>
+      <w:r>
+        <w:rPr>
+          <w:color w:val="333333"/>
+        </w:rPr>
+        <w:t>datasets</w:t>
+      </w:r>
+      <w:proofErr w:type="spellEnd"/>
+      <w:r>
+        <w:rPr>
+          <w:color w:val="333333"/>
+        </w:rPr>
+        <w:t xml:space="preserve"> nettoyés sont fusionnés via </w:t>
+      </w:r>
+      <w:proofErr w:type="spellStart"/>
+      <w:proofErr w:type="gramStart"/>
       <w:r>
         <w:rPr>
           <w:b/>
           <w:bCs/>
           <w:color w:val="0A1628"/>
         </w:rPr>
-        <w:t>pd.concat()</w:t>
-      </w:r>
-      <w:r>
-        <w:rPr>
-          <w:color w:val="333333"/>
-        </w:rPr>
-        <w:t xml:space="preserve"> en conservant les colonnes communes : age, sex, survival_months, event, stage, ecog, cancer_type. Un identifiant unique patient_id est généré de 1 à N. Le fichier final contient </w:t>
-      </w:r>
+        <w:t>pd.concat</w:t>
+      </w:r>
+      <w:proofErr w:type="spellEnd"/>
+      <w:proofErr w:type="gramEnd"/>
       <w:r>
         <w:rPr>
           <w:b/>
           <w:bCs/>
           <w:color w:val="0A1628"/>
         </w:rPr>
-        <w:t>5 252 patients</w:t>
-      </w:r>
-      <w:r>
-        <w:rPr>
-          <w:color w:val="333333"/>
-        </w:rPr>
-        <w:t>.</w:t>
-      </w:r>
-    </w:p>
-    <w:p>
-      <w:pPr>
-        <w:pStyle w:val="Titre3"/>
-      </w:pPr>
-      <w:bookmarkStart w:id="17" w:name="_Toc226291217"/>
-      <w:r>
-        <w:t>2.3.3 Feature Engineering — Variable risk_group</w:t>
-      </w:r>
-      <w:bookmarkEnd w:id="17"/>
-    </w:p>
-    <w:p>
-      <w:pPr>
-        <w:spacing w:before="120" w:after="160" w:line="276" w:lineRule="auto"/>
-        <w:jc w:val="both"/>
-      </w:pPr>
-      <w:r>
-        <w:rPr>
-          <w:color w:val="333333"/>
-        </w:rPr>
-        <w:t xml:space="preserve">La variable analytique centrale </w:t>
+        <w:t>()</w:t>
+      </w:r>
+      <w:r>
+        <w:rPr>
+          <w:color w:val="333333"/>
+        </w:rPr>
+        <w:t xml:space="preserve"> en conservant les colonnes communes : </w:t>
+      </w:r>
+      <w:proofErr w:type="spellStart"/>
+      <w:r>
+        <w:rPr>
+          <w:color w:val="333333"/>
+        </w:rPr>
+        <w:t>age</w:t>
+      </w:r>
+      <w:proofErr w:type="spellEnd"/>
+      <w:r>
+        <w:rPr>
+          <w:color w:val="333333"/>
+        </w:rPr>
+        <w:t xml:space="preserve">, </w:t>
+      </w:r>
+      <w:proofErr w:type="spellStart"/>
+      <w:r>
+        <w:rPr>
+          <w:color w:val="333333"/>
+        </w:rPr>
+        <w:t>sex</w:t>
+      </w:r>
+      <w:proofErr w:type="spellEnd"/>
+      <w:r>
+        <w:rPr>
+          <w:color w:val="333333"/>
+        </w:rPr>
+        <w:t xml:space="preserve">, </w:t>
+      </w:r>
+      <w:proofErr w:type="spellStart"/>
+      <w:r>
+        <w:rPr>
+          <w:color w:val="333333"/>
+        </w:rPr>
+        <w:t>survival_months</w:t>
+      </w:r>
+      <w:proofErr w:type="spellEnd"/>
+      <w:r>
+        <w:rPr>
+          <w:color w:val="333333"/>
+        </w:rPr>
+        <w:t xml:space="preserve">, </w:t>
+      </w:r>
+      <w:proofErr w:type="spellStart"/>
+      <w:r>
+        <w:rPr>
+          <w:color w:val="333333"/>
+        </w:rPr>
+        <w:t>event</w:t>
+      </w:r>
+      <w:proofErr w:type="spellEnd"/>
+      <w:r>
+        <w:rPr>
+          <w:color w:val="333333"/>
+        </w:rPr>
+        <w:t xml:space="preserve">, stage, </w:t>
+      </w:r>
+      <w:proofErr w:type="spellStart"/>
+      <w:r>
+        <w:rPr>
+          <w:color w:val="333333"/>
+        </w:rPr>
+        <w:t>ecog</w:t>
+      </w:r>
+      <w:proofErr w:type="spellEnd"/>
+      <w:r>
+        <w:rPr>
+          <w:color w:val="333333"/>
+        </w:rPr>
+        <w:t xml:space="preserve">, </w:t>
+      </w:r>
+      <w:proofErr w:type="spellStart"/>
+      <w:r>
+        <w:rPr>
+          <w:color w:val="333333"/>
+        </w:rPr>
+        <w:t>cancer_type</w:t>
+      </w:r>
+      <w:proofErr w:type="spellEnd"/>
+      <w:r>
+        <w:rPr>
+          <w:color w:val="333333"/>
+        </w:rPr>
+        <w:t xml:space="preserve">. Un identifiant unique </w:t>
+      </w:r>
+      <w:proofErr w:type="spellStart"/>
+      <w:r>
+        <w:rPr>
+          <w:color w:val="333333"/>
+        </w:rPr>
+        <w:t>patient_id</w:t>
+      </w:r>
+      <w:proofErr w:type="spellEnd"/>
+      <w:r>
+        <w:rPr>
+          <w:color w:val="333333"/>
+        </w:rPr>
+        <w:t xml:space="preserve"> est généré de 1 à N. Le fichier final contient </w:t>
       </w:r>
       <w:r>
         <w:rPr>
@@ -5643,19 +6362,86 @@
           <w:bCs/>
           <w:color w:val="0A1628"/>
         </w:rPr>
+        <w:t>5 252 patients</w:t>
+      </w:r>
+      <w:r>
+        <w:rPr>
+          <w:color w:val="333333"/>
+        </w:rPr>
+        <w:t>.</w:t>
+      </w:r>
+    </w:p>
+    <w:p>
+      <w:pPr>
+        <w:pStyle w:val="Titre3"/>
+      </w:pPr>
+      <w:bookmarkStart w:id="17" w:name="_Toc226291217"/>
+      <w:r>
+        <w:t xml:space="preserve">2.3.3 </w:t>
+      </w:r>
+      <w:proofErr w:type="spellStart"/>
+      <w:r>
+        <w:t>Feature</w:t>
+      </w:r>
+      <w:proofErr w:type="spellEnd"/>
+      <w:r>
+        <w:t xml:space="preserve"> Engineering — Variable </w:t>
+      </w:r>
+      <w:proofErr w:type="spellStart"/>
+      <w:r>
         <w:t>risk_group</w:t>
       </w:r>
+      <w:bookmarkEnd w:id="17"/>
+      <w:proofErr w:type="spellEnd"/>
+    </w:p>
+    <w:p>
+      <w:pPr>
+        <w:spacing w:before="120" w:after="160" w:line="276" w:lineRule="auto"/>
+        <w:jc w:val="both"/>
+      </w:pPr>
+      <w:r>
+        <w:rPr>
+          <w:color w:val="333333"/>
+        </w:rPr>
+        <w:t xml:space="preserve">La variable analytique centrale </w:t>
+      </w:r>
+      <w:proofErr w:type="spellStart"/>
+      <w:r>
+        <w:rPr>
+          <w:b/>
+          <w:bCs/>
+          <w:color w:val="0A1628"/>
+        </w:rPr>
+        <w:t>risk_group</w:t>
+      </w:r>
+      <w:proofErr w:type="spellEnd"/>
       <w:r>
         <w:rPr>
           <w:color w:val="333333"/>
         </w:rPr>
         <w:t xml:space="preserve"> est créée par discrétisation de la durée de survie via la fonction </w:t>
       </w:r>
+      <w:proofErr w:type="spellStart"/>
+      <w:proofErr w:type="gramStart"/>
       <w:r>
         <w:rPr>
           <w:color w:val="555555"/>
         </w:rPr>
-        <w:t>pd.cut()</w:t>
+        <w:t>pd.cut</w:t>
+      </w:r>
+      <w:proofErr w:type="spellEnd"/>
+      <w:r>
+        <w:rPr>
+          <w:color w:val="555555"/>
+        </w:rPr>
+        <w:t>(</w:t>
+      </w:r>
+      <w:proofErr w:type="gramEnd"/>
+      <w:r>
+        <w:rPr>
+          <w:color w:val="555555"/>
+        </w:rPr>
+        <w:t>)</w:t>
       </w:r>
       <w:r>
         <w:rPr>
@@ -5687,12 +6473,6 @@
         <w:gridCol w:w="3026"/>
       </w:tblGrid>
       <w:tr>
-        <w:tblPrEx>
-          <w:tblCellMar>
-            <w:top w:w="0" w:type="dxa"/>
-            <w:bottom w:w="0" w:type="dxa"/>
-          </w:tblCellMar>
-        </w:tblPrEx>
         <w:tc>
           <w:tcPr>
             <w:tcW w:w="3000" w:type="dxa"/>
@@ -5785,12 +6565,6 @@
         </w:tc>
       </w:tr>
       <w:tr>
-        <w:tblPrEx>
-          <w:tblCellMar>
-            <w:top w:w="0" w:type="dxa"/>
-            <w:bottom w:w="0" w:type="dxa"/>
-          </w:tblCellMar>
-        </w:tblPrEx>
         <w:tc>
           <w:tcPr>
             <w:tcW w:w="3000" w:type="dxa"/>
@@ -5880,12 +6654,6 @@
         </w:tc>
       </w:tr>
       <w:tr>
-        <w:tblPrEx>
-          <w:tblCellMar>
-            <w:top w:w="0" w:type="dxa"/>
-            <w:bottom w:w="0" w:type="dxa"/>
-          </w:tblCellMar>
-        </w:tblPrEx>
         <w:tc>
           <w:tcPr>
             <w:tcW w:w="3000" w:type="dxa"/>
@@ -5974,12 +6742,6 @@
         </w:tc>
       </w:tr>
       <w:tr>
-        <w:tblPrEx>
-          <w:tblCellMar>
-            <w:top w:w="0" w:type="dxa"/>
-            <w:bottom w:w="0" w:type="dxa"/>
-          </w:tblCellMar>
-        </w:tblPrEx>
         <w:tc>
           <w:tcPr>
             <w:tcW w:w="3000" w:type="dxa"/>
@@ -6127,12 +6889,6 @@
         <w:gridCol w:w="4933"/>
       </w:tblGrid>
       <w:tr>
-        <w:tblPrEx>
-          <w:tblCellMar>
-            <w:top w:w="0" w:type="dxa"/>
-            <w:bottom w:w="0" w:type="dxa"/>
-          </w:tblCellMar>
-        </w:tblPrEx>
         <w:tc>
           <w:tcPr>
             <w:tcW w:w="2500" w:type="dxa"/>
@@ -6225,12 +6981,6 @@
         </w:tc>
       </w:tr>
       <w:tr>
-        <w:tblPrEx>
-          <w:tblCellMar>
-            <w:top w:w="0" w:type="dxa"/>
-            <w:bottom w:w="0" w:type="dxa"/>
-          </w:tblCellMar>
-        </w:tblPrEx>
         <w:tc>
           <w:tcPr>
             <w:tcW w:w="2500" w:type="dxa"/>
@@ -6249,6 +6999,8 @@
             </w:tcMar>
           </w:tcPr>
           <w:p>
+            <w:proofErr w:type="spellStart"/>
+            <w:proofErr w:type="gramStart"/>
             <w:r>
               <w:rPr>
                 <w:b/>
@@ -6257,8 +7009,20 @@
                 <w:sz w:val="20"/>
                 <w:szCs w:val="20"/>
               </w:rPr>
-              <w:t>dim_patients</w:t>
-            </w:r>
+              <w:t>dim</w:t>
+            </w:r>
+            <w:proofErr w:type="gramEnd"/>
+            <w:r>
+              <w:rPr>
+                <w:b/>
+                <w:bCs/>
+                <w:color w:val="555555"/>
+                <w:sz w:val="20"/>
+                <w:szCs w:val="20"/>
+              </w:rPr>
+              <w:t>_patients</w:t>
+            </w:r>
+            <w:proofErr w:type="spellEnd"/>
           </w:p>
         </w:tc>
         <w:tc>
@@ -6314,6 +7078,7 @@
                 <w:lang w:val="en-US"/>
               </w:rPr>
             </w:pPr>
+            <w:proofErr w:type="spellStart"/>
             <w:r>
               <w:rPr>
                 <w:color w:val="555555"/>
@@ -6321,18 +7086,53 @@
                 <w:szCs w:val="20"/>
                 <w:lang w:val="en-US"/>
               </w:rPr>
-              <w:t>patient_id (PK), age, sex, cancer_type, risk_group</w:t>
-            </w:r>
+              <w:t>patient_id</w:t>
+            </w:r>
+            <w:proofErr w:type="spellEnd"/>
+            <w:r>
+              <w:rPr>
+                <w:color w:val="555555"/>
+                <w:sz w:val="20"/>
+                <w:szCs w:val="20"/>
+                <w:lang w:val="en-US"/>
+              </w:rPr>
+              <w:t xml:space="preserve"> (PK), age, sex, </w:t>
+            </w:r>
+            <w:proofErr w:type="spellStart"/>
+            <w:r>
+              <w:rPr>
+                <w:color w:val="555555"/>
+                <w:sz w:val="20"/>
+                <w:szCs w:val="20"/>
+                <w:lang w:val="en-US"/>
+              </w:rPr>
+              <w:t>cancer_type</w:t>
+            </w:r>
+            <w:proofErr w:type="spellEnd"/>
+            <w:r>
+              <w:rPr>
+                <w:color w:val="555555"/>
+                <w:sz w:val="20"/>
+                <w:szCs w:val="20"/>
+                <w:lang w:val="en-US"/>
+              </w:rPr>
+              <w:t xml:space="preserve">, </w:t>
+            </w:r>
+            <w:proofErr w:type="spellStart"/>
+            <w:r>
+              <w:rPr>
+                <w:color w:val="555555"/>
+                <w:sz w:val="20"/>
+                <w:szCs w:val="20"/>
+                <w:lang w:val="en-US"/>
+              </w:rPr>
+              <w:t>risk_group</w:t>
+            </w:r>
+            <w:proofErr w:type="spellEnd"/>
           </w:p>
         </w:tc>
       </w:tr>
       <w:tr>
-        <w:tblPrEx>
-          <w:tblCellMar>
-            <w:top w:w="0" w:type="dxa"/>
-            <w:bottom w:w="0" w:type="dxa"/>
-          </w:tblCellMar>
-        </w:tblPrEx>
         <w:tc>
           <w:tcPr>
             <w:tcW w:w="2500" w:type="dxa"/>
@@ -6351,6 +7151,8 @@
             </w:tcMar>
           </w:tcPr>
           <w:p>
+            <w:proofErr w:type="spellStart"/>
+            <w:proofErr w:type="gramStart"/>
             <w:r>
               <w:rPr>
                 <w:b/>
@@ -6359,8 +7161,20 @@
                 <w:sz w:val="20"/>
                 <w:szCs w:val="20"/>
               </w:rPr>
-              <w:t>fact_clinical_outcomes</w:t>
-            </w:r>
+              <w:t>fact</w:t>
+            </w:r>
+            <w:proofErr w:type="gramEnd"/>
+            <w:r>
+              <w:rPr>
+                <w:b/>
+                <w:bCs/>
+                <w:color w:val="555555"/>
+                <w:sz w:val="20"/>
+                <w:szCs w:val="20"/>
+              </w:rPr>
+              <w:t>_clinical_outcomes</w:t>
+            </w:r>
+            <w:proofErr w:type="spellEnd"/>
           </w:p>
         </w:tc>
         <w:tc>
@@ -6416,6 +7230,7 @@
                 <w:lang w:val="en-US"/>
               </w:rPr>
             </w:pPr>
+            <w:proofErr w:type="spellStart"/>
             <w:r>
               <w:rPr>
                 <w:color w:val="555555"/>
@@ -6423,18 +7238,73 @@
                 <w:szCs w:val="20"/>
                 <w:lang w:val="en-US"/>
               </w:rPr>
-              <w:t>outcome_id (PK), patient_id (FK), survival_months, event, stage, ecog</w:t>
-            </w:r>
+              <w:t>outcome_id</w:t>
+            </w:r>
+            <w:proofErr w:type="spellEnd"/>
+            <w:r>
+              <w:rPr>
+                <w:color w:val="555555"/>
+                <w:sz w:val="20"/>
+                <w:szCs w:val="20"/>
+                <w:lang w:val="en-US"/>
+              </w:rPr>
+              <w:t xml:space="preserve"> (PK), </w:t>
+            </w:r>
+            <w:proofErr w:type="spellStart"/>
+            <w:r>
+              <w:rPr>
+                <w:color w:val="555555"/>
+                <w:sz w:val="20"/>
+                <w:szCs w:val="20"/>
+                <w:lang w:val="en-US"/>
+              </w:rPr>
+              <w:t>patient_id</w:t>
+            </w:r>
+            <w:proofErr w:type="spellEnd"/>
+            <w:r>
+              <w:rPr>
+                <w:color w:val="555555"/>
+                <w:sz w:val="20"/>
+                <w:szCs w:val="20"/>
+                <w:lang w:val="en-US"/>
+              </w:rPr>
+              <w:t xml:space="preserve"> (FK), </w:t>
+            </w:r>
+            <w:proofErr w:type="spellStart"/>
+            <w:r>
+              <w:rPr>
+                <w:color w:val="555555"/>
+                <w:sz w:val="20"/>
+                <w:szCs w:val="20"/>
+                <w:lang w:val="en-US"/>
+              </w:rPr>
+              <w:t>survival_months</w:t>
+            </w:r>
+            <w:proofErr w:type="spellEnd"/>
+            <w:r>
+              <w:rPr>
+                <w:color w:val="555555"/>
+                <w:sz w:val="20"/>
+                <w:szCs w:val="20"/>
+                <w:lang w:val="en-US"/>
+              </w:rPr>
+              <w:t xml:space="preserve">, event, stage, </w:t>
+            </w:r>
+            <w:proofErr w:type="spellStart"/>
+            <w:r>
+              <w:rPr>
+                <w:color w:val="555555"/>
+                <w:sz w:val="20"/>
+                <w:szCs w:val="20"/>
+                <w:lang w:val="en-US"/>
+              </w:rPr>
+              <w:t>ecog</w:t>
+            </w:r>
+            <w:proofErr w:type="spellEnd"/>
           </w:p>
         </w:tc>
       </w:tr>
       <w:tr>
-        <w:tblPrEx>
-          <w:tblCellMar>
-            <w:top w:w="0" w:type="dxa"/>
-            <w:bottom w:w="0" w:type="dxa"/>
-          </w:tblCellMar>
-        </w:tblPrEx>
         <w:tc>
           <w:tcPr>
             <w:tcW w:w="2500" w:type="dxa"/>
@@ -6453,6 +7323,8 @@
             </w:tcMar>
           </w:tcPr>
           <w:p>
+            <w:proofErr w:type="spellStart"/>
+            <w:proofErr w:type="gramStart"/>
             <w:r>
               <w:rPr>
                 <w:b/>
@@ -6461,8 +7333,20 @@
                 <w:sz w:val="20"/>
                 <w:szCs w:val="20"/>
               </w:rPr>
-              <w:t>dim_biomarkers</w:t>
-            </w:r>
+              <w:t>dim</w:t>
+            </w:r>
+            <w:proofErr w:type="gramEnd"/>
+            <w:r>
+              <w:rPr>
+                <w:b/>
+                <w:bCs/>
+                <w:color w:val="555555"/>
+                <w:sz w:val="20"/>
+                <w:szCs w:val="20"/>
+              </w:rPr>
+              <w:t>_biomarkers</w:t>
+            </w:r>
+            <w:proofErr w:type="spellEnd"/>
           </w:p>
         </w:tc>
         <w:tc>
@@ -6518,6 +7402,7 @@
                 <w:lang w:val="en-US"/>
               </w:rPr>
             </w:pPr>
+            <w:proofErr w:type="spellStart"/>
             <w:r>
               <w:rPr>
                 <w:color w:val="555555"/>
@@ -6525,18 +7410,82 @@
                 <w:szCs w:val="20"/>
                 <w:lang w:val="en-US"/>
               </w:rPr>
-              <w:t>biomarker_id (PK), gene_symbol, gene_id, official_name, description</w:t>
+              <w:t>biomarker_id</w:t>
+            </w:r>
+            <w:proofErr w:type="spellEnd"/>
+            <w:r>
+              <w:rPr>
+                <w:color w:val="555555"/>
+                <w:sz w:val="20"/>
+                <w:szCs w:val="20"/>
+                <w:lang w:val="en-US"/>
+              </w:rPr>
+              <w:t xml:space="preserve"> (PK), </w:t>
+            </w:r>
+            <w:proofErr w:type="spellStart"/>
+            <w:r>
+              <w:rPr>
+                <w:color w:val="555555"/>
+                <w:sz w:val="20"/>
+                <w:szCs w:val="20"/>
+                <w:lang w:val="en-US"/>
+              </w:rPr>
+              <w:t>gene_symbol</w:t>
+            </w:r>
+            <w:proofErr w:type="spellEnd"/>
+            <w:r>
+              <w:rPr>
+                <w:color w:val="555555"/>
+                <w:sz w:val="20"/>
+                <w:szCs w:val="20"/>
+                <w:lang w:val="en-US"/>
+              </w:rPr>
+              <w:t xml:space="preserve">, </w:t>
+            </w:r>
+            <w:proofErr w:type="spellStart"/>
+            <w:r>
+              <w:rPr>
+                <w:color w:val="555555"/>
+                <w:sz w:val="20"/>
+                <w:szCs w:val="20"/>
+                <w:lang w:val="en-US"/>
+              </w:rPr>
+              <w:t>gene_id</w:t>
+            </w:r>
+            <w:proofErr w:type="spellEnd"/>
+            <w:r>
+              <w:rPr>
+                <w:color w:val="555555"/>
+                <w:sz w:val="20"/>
+                <w:szCs w:val="20"/>
+                <w:lang w:val="en-US"/>
+              </w:rPr>
+              <w:t xml:space="preserve">, </w:t>
+            </w:r>
+            <w:proofErr w:type="spellStart"/>
+            <w:r>
+              <w:rPr>
+                <w:color w:val="555555"/>
+                <w:sz w:val="20"/>
+                <w:szCs w:val="20"/>
+                <w:lang w:val="en-US"/>
+              </w:rPr>
+              <w:t>official_name</w:t>
+            </w:r>
+            <w:proofErr w:type="spellEnd"/>
+            <w:r>
+              <w:rPr>
+                <w:color w:val="555555"/>
+                <w:sz w:val="20"/>
+                <w:szCs w:val="20"/>
+                <w:lang w:val="en-US"/>
+              </w:rPr>
+              <w:t>, description</w:t>
             </w:r>
           </w:p>
         </w:tc>
       </w:tr>
       <w:tr>
-        <w:tblPrEx>
-          <w:tblCellMar>
-            <w:top w:w="0" w:type="dxa"/>
-            <w:bottom w:w="0" w:type="dxa"/>
-          </w:tblCellMar>
-        </w:tblPrEx>
         <w:tc>
           <w:tcPr>
             <w:tcW w:w="2500" w:type="dxa"/>
@@ -6555,6 +7504,8 @@
             </w:tcMar>
           </w:tcPr>
           <w:p>
+            <w:proofErr w:type="spellStart"/>
+            <w:proofErr w:type="gramStart"/>
             <w:r>
               <w:rPr>
                 <w:b/>
@@ -6563,8 +7514,20 @@
                 <w:sz w:val="20"/>
                 <w:szCs w:val="20"/>
               </w:rPr>
-              <w:t>fact_patient_biomarkers</w:t>
-            </w:r>
+              <w:t>fact</w:t>
+            </w:r>
+            <w:proofErr w:type="gramEnd"/>
+            <w:r>
+              <w:rPr>
+                <w:b/>
+                <w:bCs/>
+                <w:color w:val="555555"/>
+                <w:sz w:val="20"/>
+                <w:szCs w:val="20"/>
+              </w:rPr>
+              <w:t>_patient_biomarkers</w:t>
+            </w:r>
+            <w:proofErr w:type="spellEnd"/>
           </w:p>
         </w:tc>
         <w:tc>
@@ -6627,18 +7590,63 @@
                 <w:szCs w:val="20"/>
                 <w:lang w:val="en-US"/>
               </w:rPr>
-              <w:t>id (PK), patient_id (FK), biomarker_id (FK), association_source</w:t>
-            </w:r>
+              <w:t xml:space="preserve">id (PK), </w:t>
+            </w:r>
+            <w:proofErr w:type="spellStart"/>
+            <w:r>
+              <w:rPr>
+                <w:color w:val="555555"/>
+                <w:sz w:val="20"/>
+                <w:szCs w:val="20"/>
+                <w:lang w:val="en-US"/>
+              </w:rPr>
+              <w:t>patient_id</w:t>
+            </w:r>
+            <w:proofErr w:type="spellEnd"/>
+            <w:r>
+              <w:rPr>
+                <w:color w:val="555555"/>
+                <w:sz w:val="20"/>
+                <w:szCs w:val="20"/>
+                <w:lang w:val="en-US"/>
+              </w:rPr>
+              <w:t xml:space="preserve"> (FK), </w:t>
+            </w:r>
+            <w:proofErr w:type="spellStart"/>
+            <w:r>
+              <w:rPr>
+                <w:color w:val="555555"/>
+                <w:sz w:val="20"/>
+                <w:szCs w:val="20"/>
+                <w:lang w:val="en-US"/>
+              </w:rPr>
+              <w:t>biomarker_id</w:t>
+            </w:r>
+            <w:proofErr w:type="spellEnd"/>
+            <w:r>
+              <w:rPr>
+                <w:color w:val="555555"/>
+                <w:sz w:val="20"/>
+                <w:szCs w:val="20"/>
+                <w:lang w:val="en-US"/>
+              </w:rPr>
+              <w:t xml:space="preserve"> (FK), </w:t>
+            </w:r>
+            <w:proofErr w:type="spellStart"/>
+            <w:r>
+              <w:rPr>
+                <w:color w:val="555555"/>
+                <w:sz w:val="20"/>
+                <w:szCs w:val="20"/>
+                <w:lang w:val="en-US"/>
+              </w:rPr>
+              <w:t>association_source</w:t>
+            </w:r>
+            <w:proofErr w:type="spellEnd"/>
           </w:p>
         </w:tc>
       </w:tr>
       <w:tr>
-        <w:tblPrEx>
-          <w:tblCellMar>
-            <w:top w:w="0" w:type="dxa"/>
-            <w:bottom w:w="0" w:type="dxa"/>
-          </w:tblCellMar>
-        </w:tblPrEx>
         <w:tc>
           <w:tcPr>
             <w:tcW w:w="2500" w:type="dxa"/>
@@ -6657,6 +7665,8 @@
             </w:tcMar>
           </w:tcPr>
           <w:p>
+            <w:proofErr w:type="spellStart"/>
+            <w:proofErr w:type="gramStart"/>
             <w:r>
               <w:rPr>
                 <w:b/>
@@ -6665,8 +7675,20 @@
                 <w:sz w:val="20"/>
                 <w:szCs w:val="20"/>
               </w:rPr>
-              <w:t>fact_kpis</w:t>
-            </w:r>
+              <w:t>fact</w:t>
+            </w:r>
+            <w:proofErr w:type="gramEnd"/>
+            <w:r>
+              <w:rPr>
+                <w:b/>
+                <w:bCs/>
+                <w:color w:val="555555"/>
+                <w:sz w:val="20"/>
+                <w:szCs w:val="20"/>
+              </w:rPr>
+              <w:t>_kpis</w:t>
+            </w:r>
+            <w:proofErr w:type="spellEnd"/>
           </w:p>
         </w:tc>
         <w:tc>
@@ -6722,6 +7744,7 @@
                 <w:lang w:val="en-US"/>
               </w:rPr>
             </w:pPr>
+            <w:proofErr w:type="spellStart"/>
             <w:r>
               <w:rPr>
                 <w:color w:val="555555"/>
@@ -6729,8 +7752,129 @@
                 <w:szCs w:val="20"/>
                 <w:lang w:val="en-US"/>
               </w:rPr>
-              <w:t>kpi_id (PK), cancer_type, total_patients, mean_age, death_rate, mean_survival, median_survival</w:t>
-            </w:r>
+              <w:t>kpi_id</w:t>
+            </w:r>
+            <w:proofErr w:type="spellEnd"/>
+            <w:r>
+              <w:rPr>
+                <w:color w:val="555555"/>
+                <w:sz w:val="20"/>
+                <w:szCs w:val="20"/>
+                <w:lang w:val="en-US"/>
+              </w:rPr>
+              <w:t xml:space="preserve"> (PK), </w:t>
+            </w:r>
+            <w:proofErr w:type="spellStart"/>
+            <w:r>
+              <w:rPr>
+                <w:color w:val="555555"/>
+                <w:sz w:val="20"/>
+                <w:szCs w:val="20"/>
+                <w:lang w:val="en-US"/>
+              </w:rPr>
+              <w:t>cancer_type</w:t>
+            </w:r>
+            <w:proofErr w:type="spellEnd"/>
+            <w:r>
+              <w:rPr>
+                <w:color w:val="555555"/>
+                <w:sz w:val="20"/>
+                <w:szCs w:val="20"/>
+                <w:lang w:val="en-US"/>
+              </w:rPr>
+              <w:t xml:space="preserve">, </w:t>
+            </w:r>
+            <w:proofErr w:type="spellStart"/>
+            <w:r>
+              <w:rPr>
+                <w:color w:val="555555"/>
+                <w:sz w:val="20"/>
+                <w:szCs w:val="20"/>
+                <w:lang w:val="en-US"/>
+              </w:rPr>
+              <w:t>total_patients</w:t>
+            </w:r>
+            <w:proofErr w:type="spellEnd"/>
+            <w:r>
+              <w:rPr>
+                <w:color w:val="555555"/>
+                <w:sz w:val="20"/>
+                <w:szCs w:val="20"/>
+                <w:lang w:val="en-US"/>
+              </w:rPr>
+              <w:t xml:space="preserve">, </w:t>
+            </w:r>
+            <w:proofErr w:type="spellStart"/>
+            <w:r>
+              <w:rPr>
+                <w:color w:val="555555"/>
+                <w:sz w:val="20"/>
+                <w:szCs w:val="20"/>
+                <w:lang w:val="en-US"/>
+              </w:rPr>
+              <w:t>mean_age</w:t>
+            </w:r>
+            <w:proofErr w:type="spellEnd"/>
+            <w:r>
+              <w:rPr>
+                <w:color w:val="555555"/>
+                <w:sz w:val="20"/>
+                <w:szCs w:val="20"/>
+                <w:lang w:val="en-US"/>
+              </w:rPr>
+              <w:t xml:space="preserve">, </w:t>
+            </w:r>
+            <w:proofErr w:type="spellStart"/>
+            <w:r>
+              <w:rPr>
+                <w:color w:val="555555"/>
+                <w:sz w:val="20"/>
+                <w:szCs w:val="20"/>
+                <w:lang w:val="en-US"/>
+              </w:rPr>
+              <w:t>death_rate</w:t>
+            </w:r>
+            <w:proofErr w:type="spellEnd"/>
+            <w:r>
+              <w:rPr>
+                <w:color w:val="555555"/>
+                <w:sz w:val="20"/>
+                <w:szCs w:val="20"/>
+                <w:lang w:val="en-US"/>
+              </w:rPr>
+              <w:t xml:space="preserve">, </w:t>
+            </w:r>
+            <w:proofErr w:type="spellStart"/>
+            <w:r>
+              <w:rPr>
+                <w:color w:val="555555"/>
+                <w:sz w:val="20"/>
+                <w:szCs w:val="20"/>
+                <w:lang w:val="en-US"/>
+              </w:rPr>
+              <w:t>mean_survival</w:t>
+            </w:r>
+            <w:proofErr w:type="spellEnd"/>
+            <w:r>
+              <w:rPr>
+                <w:color w:val="555555"/>
+                <w:sz w:val="20"/>
+                <w:szCs w:val="20"/>
+                <w:lang w:val="en-US"/>
+              </w:rPr>
+              <w:t xml:space="preserve">, </w:t>
+            </w:r>
+            <w:proofErr w:type="spellStart"/>
+            <w:r>
+              <w:rPr>
+                <w:color w:val="555555"/>
+                <w:sz w:val="20"/>
+                <w:szCs w:val="20"/>
+                <w:lang w:val="en-US"/>
+              </w:rPr>
+              <w:t>median_survival</w:t>
+            </w:r>
+            <w:proofErr w:type="spellEnd"/>
           </w:p>
         </w:tc>
       </w:tr>
@@ -6829,7 +7973,77 @@
         <w:rPr>
           <w:color w:val="333333"/>
         </w:rPr>
-        <w:t>Analyse de corrélation : matrice de corrélation sur les variables numériques du dataset Lung (age, survival_months, event, ecog).</w:t>
+        <w:t xml:space="preserve">Analyse de corrélation : matrice de corrélation sur les variables numériques du </w:t>
+      </w:r>
+      <w:proofErr w:type="spellStart"/>
+      <w:r>
+        <w:rPr>
+          <w:color w:val="333333"/>
+        </w:rPr>
+        <w:t>dataset</w:t>
+      </w:r>
+      <w:proofErr w:type="spellEnd"/>
+      <w:r>
+        <w:rPr>
+          <w:color w:val="333333"/>
+        </w:rPr>
+        <w:t xml:space="preserve"> Lung (</w:t>
+      </w:r>
+      <w:proofErr w:type="spellStart"/>
+      <w:r>
+        <w:rPr>
+          <w:color w:val="333333"/>
+        </w:rPr>
+        <w:t>age</w:t>
+      </w:r>
+      <w:proofErr w:type="spellEnd"/>
+      <w:r>
+        <w:rPr>
+          <w:color w:val="333333"/>
+        </w:rPr>
+        <w:t xml:space="preserve">, </w:t>
+      </w:r>
+      <w:proofErr w:type="spellStart"/>
+      <w:r>
+        <w:rPr>
+          <w:color w:val="333333"/>
+        </w:rPr>
+        <w:t>survival_months</w:t>
+      </w:r>
+      <w:proofErr w:type="spellEnd"/>
+      <w:r>
+        <w:rPr>
+          <w:color w:val="333333"/>
+        </w:rPr>
+        <w:t xml:space="preserve">, </w:t>
+      </w:r>
+      <w:proofErr w:type="spellStart"/>
+      <w:r>
+        <w:rPr>
+          <w:color w:val="333333"/>
+        </w:rPr>
+        <w:t>event</w:t>
+      </w:r>
+      <w:proofErr w:type="spellEnd"/>
+      <w:r>
+        <w:rPr>
+          <w:color w:val="333333"/>
+        </w:rPr>
+        <w:t xml:space="preserve">, </w:t>
+      </w:r>
+      <w:proofErr w:type="spellStart"/>
+      <w:r>
+        <w:rPr>
+          <w:color w:val="333333"/>
+        </w:rPr>
+        <w:t>ecog</w:t>
+      </w:r>
+      <w:proofErr w:type="spellEnd"/>
+      <w:r>
+        <w:rPr>
+          <w:color w:val="333333"/>
+        </w:rPr>
+        <w:t>).</w:t>
       </w:r>
     </w:p>
     <w:p>
@@ -6845,7 +8059,21 @@
         <w:rPr>
           <w:color w:val="333333"/>
         </w:rPr>
-        <w:t>Analyse comparative : mortalité et survie par type de cancer (Breast vs Lung).</w:t>
+        <w:t>Analyse comparative : mortalité et survie par type de cancer (</w:t>
+      </w:r>
+      <w:proofErr w:type="spellStart"/>
+      <w:r>
+        <w:rPr>
+          <w:color w:val="333333"/>
+        </w:rPr>
+        <w:t>Breast</w:t>
+      </w:r>
+      <w:proofErr w:type="spellEnd"/>
+      <w:r>
+        <w:rPr>
+          <w:color w:val="333333"/>
+        </w:rPr>
+        <w:t xml:space="preserve"> vs Lung).</w:t>
       </w:r>
     </w:p>
     <w:p>
@@ -6890,6 +8118,7 @@
         </w:rPr>
         <w:t xml:space="preserve">, implémentée via la librairie Python </w:t>
       </w:r>
+      <w:proofErr w:type="spellStart"/>
       <w:r>
         <w:rPr>
           <w:b/>
@@ -6898,11 +8127,26 @@
         </w:rPr>
         <w:t>lifelines</w:t>
       </w:r>
-      <w:r>
-        <w:rPr>
-          <w:color w:val="333333"/>
-        </w:rPr>
-        <w:t>. Cette méthode non-paramétrique estime la fonction de survie S(t) — probabilité de survie au-delà du temps t — à partir des données observées, en tenant compte des cas censurés (patients encore en vie au moment de l'analyse). Deux analyses Kaplan-Meier sont produites : l'une par type de cancer et l'autre par groupe de risque (risk_group).</w:t>
+      <w:proofErr w:type="spellEnd"/>
+      <w:r>
+        <w:rPr>
+          <w:color w:val="333333"/>
+        </w:rPr>
+        <w:t>. Cette méthode non-paramétrique estime la fonction de survie S(t) — probabilité de survie au-delà du temps t — à partir des données observées, en tenant compte des cas censurés (patients encore en vie au moment de l'analyse). Deux analyses Kaplan-Meier sont produites : l'une par type de cancer et l'autre par groupe de risque (</w:t>
+      </w:r>
+      <w:proofErr w:type="spellStart"/>
+      <w:r>
+        <w:rPr>
+          <w:color w:val="333333"/>
+        </w:rPr>
+        <w:t>risk_group</w:t>
+      </w:r>
+      <w:proofErr w:type="spellEnd"/>
+      <w:r>
+        <w:rPr>
+          <w:color w:val="333333"/>
+        </w:rPr>
+        <w:t>).</w:t>
       </w:r>
     </w:p>
     <w:p>
@@ -6938,12 +8182,6 @@
         <w:gridCol w:w="4026"/>
       </w:tblGrid>
       <w:tr>
-        <w:tblPrEx>
-          <w:tblCellMar>
-            <w:top w:w="0" w:type="dxa"/>
-            <w:bottom w:w="0" w:type="dxa"/>
-          </w:tblCellMar>
-        </w:tblPrEx>
         <w:tc>
           <w:tcPr>
             <w:tcW w:w="2500" w:type="dxa"/>
@@ -7037,12 +8275,6 @@
         </w:tc>
       </w:tr>
       <w:tr>
-        <w:tblPrEx>
-          <w:tblCellMar>
-            <w:top w:w="0" w:type="dxa"/>
-            <w:bottom w:w="0" w:type="dxa"/>
-          </w:tblCellMar>
-        </w:tblPrEx>
         <w:tc>
           <w:tcPr>
             <w:tcW w:w="2500" w:type="dxa"/>
@@ -7131,12 +8363,6 @@
         </w:tc>
       </w:tr>
       <w:tr>
-        <w:tblPrEx>
-          <w:tblCellMar>
-            <w:top w:w="0" w:type="dxa"/>
-            <w:bottom w:w="0" w:type="dxa"/>
-          </w:tblCellMar>
-        </w:tblPrEx>
         <w:tc>
           <w:tcPr>
             <w:tcW w:w="2500" w:type="dxa"/>
@@ -7163,8 +8389,20 @@
                 <w:sz w:val="20"/>
                 <w:szCs w:val="20"/>
               </w:rPr>
-              <w:t>Data Wrangling</w:t>
-            </w:r>
+              <w:t xml:space="preserve">Data </w:t>
+            </w:r>
+            <w:proofErr w:type="spellStart"/>
+            <w:r>
+              <w:rPr>
+                <w:b/>
+                <w:bCs/>
+                <w:color w:val="555555"/>
+                <w:sz w:val="20"/>
+                <w:szCs w:val="20"/>
+              </w:rPr>
+              <w:t>Wrangling</w:t>
+            </w:r>
+            <w:proofErr w:type="spellEnd"/>
           </w:p>
         </w:tc>
         <w:tc>
@@ -7191,8 +8429,18 @@
                 <w:sz w:val="20"/>
                 <w:szCs w:val="20"/>
               </w:rPr>
-              <w:t>Pandas, NumPy</w:t>
-            </w:r>
+              <w:t xml:space="preserve">Pandas, </w:t>
+            </w:r>
+            <w:proofErr w:type="spellStart"/>
+            <w:r>
+              <w:rPr>
+                <w:color w:val="555555"/>
+                <w:sz w:val="20"/>
+                <w:szCs w:val="20"/>
+              </w:rPr>
+              <w:t>NumPy</w:t>
+            </w:r>
+            <w:proofErr w:type="spellEnd"/>
           </w:p>
         </w:tc>
         <w:tc>
@@ -7219,18 +8467,30 @@
                 <w:sz w:val="20"/>
                 <w:szCs w:val="20"/>
               </w:rPr>
-              <w:t>Nettoyage, fusion, feature engineering</w:t>
+              <w:t xml:space="preserve">Nettoyage, fusion, </w:t>
+            </w:r>
+            <w:proofErr w:type="spellStart"/>
+            <w:r>
+              <w:rPr>
+                <w:color w:val="555555"/>
+                <w:sz w:val="20"/>
+                <w:szCs w:val="20"/>
+              </w:rPr>
+              <w:t>feature</w:t>
+            </w:r>
+            <w:proofErr w:type="spellEnd"/>
+            <w:r>
+              <w:rPr>
+                <w:color w:val="555555"/>
+                <w:sz w:val="20"/>
+                <w:szCs w:val="20"/>
+              </w:rPr>
+              <w:t xml:space="preserve"> engineering</w:t>
             </w:r>
           </w:p>
         </w:tc>
       </w:tr>
       <w:tr>
-        <w:tblPrEx>
-          <w:tblCellMar>
-            <w:top w:w="0" w:type="dxa"/>
-            <w:bottom w:w="0" w:type="dxa"/>
-          </w:tblCellMar>
-        </w:tblPrEx>
         <w:tc>
           <w:tcPr>
             <w:tcW w:w="2500" w:type="dxa"/>
@@ -7279,13 +8539,23 @@
             </w:tcMar>
           </w:tcPr>
           <w:p>
-            <w:r>
-              <w:rPr>
-                <w:color w:val="555555"/>
-                <w:sz w:val="20"/>
-                <w:szCs w:val="20"/>
-              </w:rPr>
-              <w:t>Matplotlib, Seaborn</w:t>
+            <w:proofErr w:type="spellStart"/>
+            <w:r>
+              <w:rPr>
+                <w:color w:val="555555"/>
+                <w:sz w:val="20"/>
+                <w:szCs w:val="20"/>
+              </w:rPr>
+              <w:t>Matplotlib</w:t>
+            </w:r>
+            <w:proofErr w:type="spellEnd"/>
+            <w:r>
+              <w:rPr>
+                <w:color w:val="555555"/>
+                <w:sz w:val="20"/>
+                <w:szCs w:val="20"/>
+              </w:rPr>
+              <w:t>, Seaborn</w:t>
             </w:r>
           </w:p>
         </w:tc>
@@ -7319,12 +8589,6 @@
         </w:tc>
       </w:tr>
       <w:tr>
-        <w:tblPrEx>
-          <w:tblCellMar>
-            <w:top w:w="0" w:type="dxa"/>
-            <w:bottom w:w="0" w:type="dxa"/>
-          </w:tblCellMar>
-        </w:tblPrEx>
         <w:tc>
           <w:tcPr>
             <w:tcW w:w="2500" w:type="dxa"/>
@@ -7373,6 +8637,8 @@
             </w:tcMar>
           </w:tcPr>
           <w:p>
+            <w:proofErr w:type="spellStart"/>
+            <w:proofErr w:type="gramStart"/>
             <w:r>
               <w:rPr>
                 <w:color w:val="555555"/>
@@ -7381,6 +8647,8 @@
               </w:rPr>
               <w:t>lifelines</w:t>
             </w:r>
+            <w:proofErr w:type="spellEnd"/>
+            <w:proofErr w:type="gramEnd"/>
           </w:p>
         </w:tc>
         <w:tc>
@@ -7413,12 +8681,6 @@
         </w:tc>
       </w:tr>
       <w:tr>
-        <w:tblPrEx>
-          <w:tblCellMar>
-            <w:top w:w="0" w:type="dxa"/>
-            <w:bottom w:w="0" w:type="dxa"/>
-          </w:tblCellMar>
-        </w:tblPrEx>
         <w:tc>
           <w:tcPr>
             <w:tcW w:w="2500" w:type="dxa"/>
@@ -7507,12 +8769,6 @@
         </w:tc>
       </w:tr>
       <w:tr>
-        <w:tblPrEx>
-          <w:tblCellMar>
-            <w:top w:w="0" w:type="dxa"/>
-            <w:bottom w:w="0" w:type="dxa"/>
-          </w:tblCellMar>
-        </w:tblPrEx>
         <w:tc>
           <w:tcPr>
             <w:tcW w:w="2500" w:type="dxa"/>
@@ -7601,12 +8857,6 @@
         </w:tc>
       </w:tr>
       <w:tr>
-        <w:tblPrEx>
-          <w:tblCellMar>
-            <w:top w:w="0" w:type="dxa"/>
-            <w:bottom w:w="0" w:type="dxa"/>
-          </w:tblCellMar>
-        </w:tblPrEx>
         <w:tc>
           <w:tcPr>
             <w:tcW w:w="2500" w:type="dxa"/>
@@ -7655,13 +8905,23 @@
             </w:tcMar>
           </w:tcPr>
           <w:p>
-            <w:r>
-              <w:rPr>
-                <w:color w:val="555555"/>
-                <w:sz w:val="20"/>
-                <w:szCs w:val="20"/>
-              </w:rPr>
-              <w:t>Jupyter Notebook</w:t>
+            <w:proofErr w:type="spellStart"/>
+            <w:r>
+              <w:rPr>
+                <w:color w:val="555555"/>
+                <w:sz w:val="20"/>
+                <w:szCs w:val="20"/>
+              </w:rPr>
+              <w:t>Jupyter</w:t>
+            </w:r>
+            <w:proofErr w:type="spellEnd"/>
+            <w:r>
+              <w:rPr>
+                <w:color w:val="555555"/>
+                <w:sz w:val="20"/>
+                <w:szCs w:val="20"/>
+              </w:rPr>
+              <w:t xml:space="preserve"> Notebook</w:t>
             </w:r>
           </w:p>
         </w:tc>
@@ -7695,12 +8955,6 @@
         </w:tc>
       </w:tr>
       <w:tr>
-        <w:tblPrEx>
-          <w:tblCellMar>
-            <w:top w:w="0" w:type="dxa"/>
-            <w:bottom w:w="0" w:type="dxa"/>
-          </w:tblCellMar>
-        </w:tblPrEx>
         <w:tc>
           <w:tcPr>
             <w:tcW w:w="2500" w:type="dxa"/>
@@ -7834,7 +9088,21 @@
         <w:rPr>
           <w:color w:val="333333"/>
         </w:rPr>
-        <w:t>La cohorte finale patients_master comprend 5 252 patients, répartis comme suit :</w:t>
+        <w:t xml:space="preserve">La cohorte finale </w:t>
+      </w:r>
+      <w:proofErr w:type="spellStart"/>
+      <w:r>
+        <w:rPr>
+          <w:color w:val="333333"/>
+        </w:rPr>
+        <w:t>patients_master</w:t>
+      </w:r>
+      <w:proofErr w:type="spellEnd"/>
+      <w:r>
+        <w:rPr>
+          <w:color w:val="333333"/>
+        </w:rPr>
+        <w:t xml:space="preserve"> comprend 5 252 patients, répartis comme suit :</w:t>
       </w:r>
     </w:p>
     <w:tbl>
@@ -7862,12 +9130,6 @@
         <w:gridCol w:w="1426"/>
       </w:tblGrid>
       <w:tr>
-        <w:tblPrEx>
-          <w:tblCellMar>
-            <w:top w:w="0" w:type="dxa"/>
-            <w:bottom w:w="0" w:type="dxa"/>
-          </w:tblCellMar>
-        </w:tblPrEx>
         <w:tc>
           <w:tcPr>
             <w:tcW w:w="2500" w:type="dxa"/>
@@ -8020,12 +9282,6 @@
         </w:tc>
       </w:tr>
       <w:tr>
-        <w:tblPrEx>
-          <w:tblCellMar>
-            <w:top w:w="0" w:type="dxa"/>
-            <w:bottom w:w="0" w:type="dxa"/>
-          </w:tblCellMar>
-        </w:tblPrEx>
         <w:tc>
           <w:tcPr>
             <w:tcW w:w="2500" w:type="dxa"/>
@@ -8052,7 +9308,29 @@
                 <w:sz w:val="20"/>
                 <w:szCs w:val="20"/>
               </w:rPr>
-              <w:t>Cancer du sein (Breast)</w:t>
+              <w:t>Cancer du sein (</w:t>
+            </w:r>
+            <w:proofErr w:type="spellStart"/>
+            <w:r>
+              <w:rPr>
+                <w:b/>
+                <w:bCs/>
+                <w:color w:val="555555"/>
+                <w:sz w:val="20"/>
+                <w:szCs w:val="20"/>
+              </w:rPr>
+              <w:t>Breast</w:t>
+            </w:r>
+            <w:proofErr w:type="spellEnd"/>
+            <w:r>
+              <w:rPr>
+                <w:b/>
+                <w:bCs/>
+                <w:color w:val="555555"/>
+                <w:sz w:val="20"/>
+                <w:szCs w:val="20"/>
+              </w:rPr>
+              <w:t>)</w:t>
             </w:r>
           </w:p>
         </w:tc>
@@ -8170,12 +9448,6 @@
         </w:tc>
       </w:tr>
       <w:tr>
-        <w:tblPrEx>
-          <w:tblCellMar>
-            <w:top w:w="0" w:type="dxa"/>
-            <w:bottom w:w="0" w:type="dxa"/>
-          </w:tblCellMar>
-        </w:tblPrEx>
         <w:tc>
           <w:tcPr>
             <w:tcW w:w="2500" w:type="dxa"/>
@@ -8320,12 +9592,6 @@
         </w:tc>
       </w:tr>
       <w:tr>
-        <w:tblPrEx>
-          <w:tblCellMar>
-            <w:top w:w="0" w:type="dxa"/>
-            <w:bottom w:w="0" w:type="dxa"/>
-          </w:tblCellMar>
-        </w:tblPrEx>
         <w:tc>
           <w:tcPr>
             <w:tcW w:w="2500" w:type="dxa"/>
@@ -8510,7 +9776,35 @@
         <w:rPr>
           <w:color w:val="333333"/>
         </w:rPr>
-        <w:t>La variable risk_group, créée par feature engineering, répartit la cohorte en trois groupes :</w:t>
+        <w:t xml:space="preserve">La variable </w:t>
+      </w:r>
+      <w:proofErr w:type="spellStart"/>
+      <w:r>
+        <w:rPr>
+          <w:color w:val="333333"/>
+        </w:rPr>
+        <w:t>risk_group</w:t>
+      </w:r>
+      <w:proofErr w:type="spellEnd"/>
+      <w:r>
+        <w:rPr>
+          <w:color w:val="333333"/>
+        </w:rPr>
+        <w:t xml:space="preserve">, créée par </w:t>
+      </w:r>
+      <w:proofErr w:type="spellStart"/>
+      <w:r>
+        <w:rPr>
+          <w:color w:val="333333"/>
+        </w:rPr>
+        <w:t>feature</w:t>
+      </w:r>
+      <w:proofErr w:type="spellEnd"/>
+      <w:r>
+        <w:rPr>
+          <w:color w:val="333333"/>
+        </w:rPr>
+        <w:t xml:space="preserve"> engineering, répartit la cohorte en trois groupes :</w:t>
       </w:r>
     </w:p>
     <w:tbl>
@@ -8537,12 +9831,6 @@
         <w:gridCol w:w="2526"/>
       </w:tblGrid>
       <w:tr>
-        <w:tblPrEx>
-          <w:tblCellMar>
-            <w:top w:w="0" w:type="dxa"/>
-            <w:bottom w:w="0" w:type="dxa"/>
-          </w:tblCellMar>
-        </w:tblPrEx>
         <w:tc>
           <w:tcPr>
             <w:tcW w:w="2500" w:type="dxa"/>
@@ -8665,12 +9953,6 @@
         </w:tc>
       </w:tr>
       <w:tr>
-        <w:tblPrEx>
-          <w:tblCellMar>
-            <w:top w:w="0" w:type="dxa"/>
-            <w:bottom w:w="0" w:type="dxa"/>
-          </w:tblCellMar>
-        </w:tblPrEx>
         <w:tc>
           <w:tcPr>
             <w:tcW w:w="2500" w:type="dxa"/>
@@ -8713,7 +9995,55 @@
                 <w:szCs w:val="20"/>
                 <w:lang w:val="en-US"/>
               </w:rPr>
-              <w:t xml:space="preserve"> High Risk (survie &lt; 12 mois)</w:t>
+              <w:t xml:space="preserve"> High Risk (</w:t>
+            </w:r>
+            <w:proofErr w:type="spellStart"/>
+            <w:r>
+              <w:rPr>
+                <w:b/>
+                <w:bCs/>
+                <w:color w:val="555555"/>
+                <w:sz w:val="20"/>
+                <w:szCs w:val="20"/>
+                <w:lang w:val="en-US"/>
+              </w:rPr>
+              <w:t>survie</w:t>
+            </w:r>
+            <w:proofErr w:type="spellEnd"/>
+            <w:r>
+              <w:rPr>
+                <w:b/>
+                <w:bCs/>
+                <w:color w:val="555555"/>
+                <w:sz w:val="20"/>
+                <w:szCs w:val="20"/>
+                <w:lang w:val="en-US"/>
+              </w:rPr>
+              <w:t xml:space="preserve"> &lt; 12 </w:t>
+            </w:r>
+            <w:proofErr w:type="spellStart"/>
+            <w:r>
+              <w:rPr>
+                <w:b/>
+                <w:bCs/>
+                <w:color w:val="555555"/>
+                <w:sz w:val="20"/>
+                <w:szCs w:val="20"/>
+                <w:lang w:val="en-US"/>
+              </w:rPr>
+              <w:t>mois</w:t>
+            </w:r>
+            <w:proofErr w:type="spellEnd"/>
+            <w:r>
+              <w:rPr>
+                <w:b/>
+                <w:bCs/>
+                <w:color w:val="555555"/>
+                <w:sz w:val="20"/>
+                <w:szCs w:val="20"/>
+                <w:lang w:val="en-US"/>
+              </w:rPr>
+              <w:t>)</w:t>
             </w:r>
           </w:p>
         </w:tc>
@@ -8803,12 +10133,6 @@
         </w:tc>
       </w:tr>
       <w:tr>
-        <w:tblPrEx>
-          <w:tblCellMar>
-            <w:top w:w="0" w:type="dxa"/>
-            <w:bottom w:w="0" w:type="dxa"/>
-          </w:tblCellMar>
-        </w:tblPrEx>
         <w:tc>
           <w:tcPr>
             <w:tcW w:w="2500" w:type="dxa"/>
@@ -8925,12 +10249,6 @@
         </w:tc>
       </w:tr>
       <w:tr>
-        <w:tblPrEx>
-          <w:tblCellMar>
-            <w:top w:w="0" w:type="dxa"/>
-            <w:bottom w:w="0" w:type="dxa"/>
-          </w:tblCellMar>
-        </w:tblPrEx>
         <w:tc>
           <w:tcPr>
             <w:tcW w:w="2500" w:type="dxa"/>
@@ -9071,7 +10389,35 @@
         <w:rPr>
           <w:color w:val="333333"/>
         </w:rPr>
-        <w:t xml:space="preserve"> représente seulement 1,7 % de la cohorte (88 patients) mais affiche un taux de mortalité de 71,6 %, soit près de trois fois supérieur au groupe Low Risk (24,5 %). Ce résultat valide la pertinence du scoring risk_group comme outil de segmentation pronostique.</w:t>
+        <w:t xml:space="preserve"> représente seulement 1,7 % de la cohorte (88 patients) mais affiche un taux de mortalité de 71,6 %, soit près de trois fois supérieur au groupe Low Risk (24,5 %). Ce résultat valide la pertinence du </w:t>
+      </w:r>
+      <w:proofErr w:type="spellStart"/>
+      <w:r>
+        <w:rPr>
+          <w:color w:val="333333"/>
+        </w:rPr>
+        <w:t>scoring</w:t>
+      </w:r>
+      <w:proofErr w:type="spellEnd"/>
+      <w:r>
+        <w:rPr>
+          <w:color w:val="333333"/>
+        </w:rPr>
+        <w:t xml:space="preserve"> </w:t>
+      </w:r>
+      <w:proofErr w:type="spellStart"/>
+      <w:r>
+        <w:rPr>
+          <w:color w:val="333333"/>
+        </w:rPr>
+        <w:t>risk_group</w:t>
+      </w:r>
+      <w:proofErr w:type="spellEnd"/>
+      <w:r>
+        <w:rPr>
+          <w:color w:val="333333"/>
+        </w:rPr>
+        <w:t xml:space="preserve"> comme outil de segmentation pronostique.</w:t>
       </w:r>
     </w:p>
     <w:p>
@@ -9117,12 +10463,6 @@
         <w:gridCol w:w="3026"/>
       </w:tblGrid>
       <w:tr>
-        <w:tblPrEx>
-          <w:tblCellMar>
-            <w:top w:w="0" w:type="dxa"/>
-            <w:bottom w:w="0" w:type="dxa"/>
-          </w:tblCellMar>
-        </w:tblPrEx>
         <w:tc>
           <w:tcPr>
             <w:tcW w:w="3500" w:type="dxa"/>
@@ -9215,12 +10555,6 @@
         </w:tc>
       </w:tr>
       <w:tr>
-        <w:tblPrEx>
-          <w:tblCellMar>
-            <w:top w:w="0" w:type="dxa"/>
-            <w:bottom w:w="0" w:type="dxa"/>
-          </w:tblCellMar>
-        </w:tblPrEx>
         <w:tc>
           <w:tcPr>
             <w:tcW w:w="3500" w:type="dxa"/>
@@ -9309,12 +10643,6 @@
         </w:tc>
       </w:tr>
       <w:tr>
-        <w:tblPrEx>
-          <w:tblCellMar>
-            <w:top w:w="0" w:type="dxa"/>
-            <w:bottom w:w="0" w:type="dxa"/>
-          </w:tblCellMar>
-        </w:tblPrEx>
         <w:tc>
           <w:tcPr>
             <w:tcW w:w="3500" w:type="dxa"/>
@@ -9404,12 +10732,6 @@
         </w:tc>
       </w:tr>
       <w:tr>
-        <w:tblPrEx>
-          <w:tblCellMar>
-            <w:top w:w="0" w:type="dxa"/>
-            <w:bottom w:w="0" w:type="dxa"/>
-          </w:tblCellMar>
-        </w:tblPrEx>
         <w:tc>
           <w:tcPr>
             <w:tcW w:w="3500" w:type="dxa"/>
@@ -9498,12 +10820,6 @@
         </w:tc>
       </w:tr>
       <w:tr>
-        <w:tblPrEx>
-          <w:tblCellMar>
-            <w:top w:w="0" w:type="dxa"/>
-            <w:bottom w:w="0" w:type="dxa"/>
-          </w:tblCellMar>
-        </w:tblPrEx>
         <w:tc>
           <w:tcPr>
             <w:tcW w:w="3500" w:type="dxa"/>
@@ -9592,12 +10908,6 @@
         </w:tc>
       </w:tr>
       <w:tr>
-        <w:tblPrEx>
-          <w:tblCellMar>
-            <w:top w:w="0" w:type="dxa"/>
-            <w:bottom w:w="0" w:type="dxa"/>
-          </w:tblCellMar>
-        </w:tblPrEx>
         <w:tc>
           <w:tcPr>
             <w:tcW w:w="3500" w:type="dxa"/>
@@ -9686,12 +10996,6 @@
         </w:tc>
       </w:tr>
       <w:tr>
-        <w:tblPrEx>
-          <w:tblCellMar>
-            <w:top w:w="0" w:type="dxa"/>
-            <w:bottom w:w="0" w:type="dxa"/>
-          </w:tblCellMar>
-        </w:tblPrEx>
         <w:tc>
           <w:tcPr>
             <w:tcW w:w="3500" w:type="dxa"/>
@@ -9820,12 +11124,6 @@
         <w:gridCol w:w="2526"/>
       </w:tblGrid>
       <w:tr>
-        <w:tblPrEx>
-          <w:tblCellMar>
-            <w:top w:w="0" w:type="dxa"/>
-            <w:bottom w:w="0" w:type="dxa"/>
-          </w:tblCellMar>
-        </w:tblPrEx>
         <w:tc>
           <w:tcPr>
             <w:tcW w:w="2500" w:type="dxa"/>
@@ -9874,6 +11172,7 @@
             </w:tcMar>
           </w:tcPr>
           <w:p>
+            <w:proofErr w:type="spellStart"/>
             <w:r>
               <w:rPr>
                 <w:b/>
@@ -9884,6 +11183,7 @@
               </w:rPr>
               <w:t>Breast</w:t>
             </w:r>
+            <w:proofErr w:type="spellEnd"/>
           </w:p>
         </w:tc>
         <w:tc>
@@ -9948,12 +11248,6 @@
         </w:tc>
       </w:tr>
       <w:tr>
-        <w:tblPrEx>
-          <w:tblCellMar>
-            <w:top w:w="0" w:type="dxa"/>
-            <w:bottom w:w="0" w:type="dxa"/>
-          </w:tblCellMar>
-        </w:tblPrEx>
         <w:tc>
           <w:tcPr>
             <w:tcW w:w="2500" w:type="dxa"/>
@@ -10064,18 +11358,22 @@
                 <w:sz w:val="20"/>
                 <w:szCs w:val="20"/>
               </w:rPr>
-              <w:t>×4,6 en faveur de Breast</w:t>
-            </w:r>
+              <w:t xml:space="preserve">×4,6 en faveur de </w:t>
+            </w:r>
+            <w:proofErr w:type="spellStart"/>
+            <w:r>
+              <w:rPr>
+                <w:color w:val="555555"/>
+                <w:sz w:val="20"/>
+                <w:szCs w:val="20"/>
+              </w:rPr>
+              <w:t>Breast</w:t>
+            </w:r>
+            <w:proofErr w:type="spellEnd"/>
           </w:p>
         </w:tc>
       </w:tr>
       <w:tr>
-        <w:tblPrEx>
-          <w:tblCellMar>
-            <w:top w:w="0" w:type="dxa"/>
-            <w:bottom w:w="0" w:type="dxa"/>
-          </w:tblCellMar>
-        </w:tblPrEx>
         <w:tc>
           <w:tcPr>
             <w:tcW w:w="2500" w:type="dxa"/>
@@ -10192,12 +11490,6 @@
         </w:tc>
       </w:tr>
       <w:tr>
-        <w:tblPrEx>
-          <w:tblCellMar>
-            <w:top w:w="0" w:type="dxa"/>
-            <w:bottom w:w="0" w:type="dxa"/>
-          </w:tblCellMar>
-        </w:tblPrEx>
         <w:tc>
           <w:tcPr>
             <w:tcW w:w="2500" w:type="dxa"/>
@@ -10335,24 +11627,28 @@
         </w:rPr>
         <w:t xml:space="preserve">Les courbes de Kaplan-Meier ont été calculées à partir du fichier patients_master.csv, en utilisant les variables </w:t>
       </w:r>
+      <w:proofErr w:type="spellStart"/>
       <w:r>
         <w:rPr>
           <w:color w:val="555555"/>
         </w:rPr>
         <w:t>survival_months</w:t>
       </w:r>
+      <w:proofErr w:type="spellEnd"/>
       <w:r>
         <w:rPr>
           <w:color w:val="333333"/>
         </w:rPr>
         <w:t xml:space="preserve"> comme durée et </w:t>
       </w:r>
+      <w:proofErr w:type="spellStart"/>
       <w:r>
         <w:rPr>
           <w:color w:val="555555"/>
         </w:rPr>
         <w:t>event</w:t>
       </w:r>
+      <w:proofErr w:type="spellEnd"/>
       <w:r>
         <w:rPr>
           <w:color w:val="333333"/>
@@ -10429,7 +11725,35 @@
         <w:rPr>
           <w:color w:val="333333"/>
         </w:rPr>
-        <w:t xml:space="preserve">La stratification par risk_group produit des courbes nettement séparées, validant la pertinence du scoring développé. Les patients </w:t>
+        <w:t xml:space="preserve">La stratification par </w:t>
+      </w:r>
+      <w:proofErr w:type="spellStart"/>
+      <w:r>
+        <w:rPr>
+          <w:color w:val="333333"/>
+        </w:rPr>
+        <w:t>risk_group</w:t>
+      </w:r>
+      <w:proofErr w:type="spellEnd"/>
+      <w:r>
+        <w:rPr>
+          <w:color w:val="333333"/>
+        </w:rPr>
+        <w:t xml:space="preserve"> produit des courbes nettement séparées, validant la pertinence du </w:t>
+      </w:r>
+      <w:proofErr w:type="spellStart"/>
+      <w:r>
+        <w:rPr>
+          <w:color w:val="333333"/>
+        </w:rPr>
+        <w:t>scoring</w:t>
+      </w:r>
+      <w:proofErr w:type="spellEnd"/>
+      <w:r>
+        <w:rPr>
+          <w:color w:val="333333"/>
+        </w:rPr>
+        <w:t xml:space="preserve"> développé. Les patients </w:t>
       </w:r>
       <w:r>
         <w:rPr>
@@ -10443,7 +11767,21 @@
         <w:rPr>
           <w:color w:val="333333"/>
         </w:rPr>
-        <w:t xml:space="preserve"> présentent un effondrement de la probabilité de survie dès les premiers mois (S(t) &lt; 0,5 à 12 mois), tandis que les patients </w:t>
+        <w:t xml:space="preserve"> </w:t>
+      </w:r>
+      <w:proofErr w:type="gramStart"/>
+      <w:r>
+        <w:rPr>
+          <w:color w:val="333333"/>
+        </w:rPr>
+        <w:t>présentent</w:t>
+      </w:r>
+      <w:proofErr w:type="gramEnd"/>
+      <w:r>
+        <w:rPr>
+          <w:color w:val="333333"/>
+        </w:rPr>
+        <w:t xml:space="preserve"> un effondrement de la probabilité de survie dès les premiers mois (S(t) &lt; 0,5 à 12 mois), tandis que les patients </w:t>
       </w:r>
       <w:r>
         <w:rPr>
@@ -10457,7 +11795,21 @@
         <w:rPr>
           <w:color w:val="333333"/>
         </w:rPr>
-        <w:t xml:space="preserve"> maintiennent un plateau élevé prolongé. Les patients </w:t>
+        <w:t xml:space="preserve"> </w:t>
+      </w:r>
+      <w:proofErr w:type="gramStart"/>
+      <w:r>
+        <w:rPr>
+          <w:color w:val="333333"/>
+        </w:rPr>
+        <w:t>maintiennent</w:t>
+      </w:r>
+      <w:proofErr w:type="gramEnd"/>
+      <w:r>
+        <w:rPr>
+          <w:color w:val="333333"/>
+        </w:rPr>
+        <w:t xml:space="preserve"> un plateau élevé prolongé. Les patients </w:t>
       </w:r>
       <w:r>
         <w:rPr>
@@ -10495,12 +11847,6 @@
         <w:gridCol w:w="9240"/>
       </w:tblGrid>
       <w:tr>
-        <w:tblPrEx>
-          <w:tblCellMar>
-            <w:top w:w="0" w:type="dxa"/>
-            <w:bottom w:w="0" w:type="dxa"/>
-          </w:tblCellMar>
-        </w:tblPrEx>
         <w:tc>
           <w:tcPr>
             <w:tcW w:w="120" w:type="dxa"/>
@@ -10544,7 +11890,21 @@
               <w:rPr>
                 <w:color w:val="333333"/>
               </w:rPr>
-              <w:t>Les courbes de survie Kaplan-Meier confirment que la variable risk_group est un discriminant pronostique pertinent. Les trois courbes sont visuellement distinctes et séparées, ce qui valide statistiquement le choix des seuils de discrétisation [0, 12, 36, 1200] mois.</w:t>
+              <w:t xml:space="preserve">Les courbes de survie Kaplan-Meier confirment que la variable </w:t>
+            </w:r>
+            <w:proofErr w:type="spellStart"/>
+            <w:r>
+              <w:rPr>
+                <w:color w:val="333333"/>
+              </w:rPr>
+              <w:t>risk_group</w:t>
+            </w:r>
+            <w:proofErr w:type="spellEnd"/>
+            <w:r>
+              <w:rPr>
+                <w:color w:val="333333"/>
+              </w:rPr>
+              <w:t xml:space="preserve"> est un discriminant pronostique pertinent. Les trois courbes sont visuellement distinctes et séparées, ce qui valide statistiquement le choix des seuils de discrétisation [0, 12, 36, 1200] mois.</w:t>
             </w:r>
           </w:p>
         </w:tc>
@@ -10582,11 +11942,27 @@
         </w:numPr>
         <w:spacing w:before="60" w:after="60" w:line="264" w:lineRule="auto"/>
       </w:pPr>
-      <w:r>
-        <w:rPr>
-          <w:color w:val="333333"/>
-        </w:rPr>
-        <w:t>dim_patients : 5 252 enregistrements</w:t>
+      <w:proofErr w:type="spellStart"/>
+      <w:proofErr w:type="gramStart"/>
+      <w:r>
+        <w:rPr>
+          <w:color w:val="333333"/>
+        </w:rPr>
+        <w:t>dim</w:t>
+      </w:r>
+      <w:proofErr w:type="gramEnd"/>
+      <w:r>
+        <w:rPr>
+          <w:color w:val="333333"/>
+        </w:rPr>
+        <w:t>_patients</w:t>
+      </w:r>
+      <w:proofErr w:type="spellEnd"/>
+      <w:r>
+        <w:rPr>
+          <w:color w:val="333333"/>
+        </w:rPr>
+        <w:t xml:space="preserve"> : 5 252 enregistrements</w:t>
       </w:r>
     </w:p>
     <w:p>
@@ -10598,11 +11974,27 @@
         </w:numPr>
         <w:spacing w:before="60" w:after="60" w:line="264" w:lineRule="auto"/>
       </w:pPr>
-      <w:r>
-        <w:rPr>
-          <w:color w:val="333333"/>
-        </w:rPr>
-        <w:t>fact_clinical_outcomes : 5 252 enregistrements</w:t>
+      <w:proofErr w:type="spellStart"/>
+      <w:proofErr w:type="gramStart"/>
+      <w:r>
+        <w:rPr>
+          <w:color w:val="333333"/>
+        </w:rPr>
+        <w:t>fact</w:t>
+      </w:r>
+      <w:proofErr w:type="gramEnd"/>
+      <w:r>
+        <w:rPr>
+          <w:color w:val="333333"/>
+        </w:rPr>
+        <w:t>_clinical_outcomes</w:t>
+      </w:r>
+      <w:proofErr w:type="spellEnd"/>
+      <w:r>
+        <w:rPr>
+          <w:color w:val="333333"/>
+        </w:rPr>
+        <w:t xml:space="preserve"> : 5 252 enregistrements</w:t>
       </w:r>
     </w:p>
     <w:p>
@@ -10614,11 +12006,27 @@
         </w:numPr>
         <w:spacing w:before="60" w:after="60" w:line="264" w:lineRule="auto"/>
       </w:pPr>
-      <w:r>
-        <w:rPr>
-          <w:color w:val="333333"/>
-        </w:rPr>
-        <w:t>dim_biomarkers : 10 biomarqueurs</w:t>
+      <w:proofErr w:type="spellStart"/>
+      <w:proofErr w:type="gramStart"/>
+      <w:r>
+        <w:rPr>
+          <w:color w:val="333333"/>
+        </w:rPr>
+        <w:t>dim</w:t>
+      </w:r>
+      <w:proofErr w:type="gramEnd"/>
+      <w:r>
+        <w:rPr>
+          <w:color w:val="333333"/>
+        </w:rPr>
+        <w:t>_biomarkers</w:t>
+      </w:r>
+      <w:proofErr w:type="spellEnd"/>
+      <w:r>
+        <w:rPr>
+          <w:color w:val="333333"/>
+        </w:rPr>
+        <w:t xml:space="preserve"> : 10 biomarqueurs</w:t>
       </w:r>
     </w:p>
     <w:p>
@@ -10630,11 +12038,27 @@
         </w:numPr>
         <w:spacing w:before="60" w:after="60" w:line="264" w:lineRule="auto"/>
       </w:pPr>
-      <w:r>
-        <w:rPr>
-          <w:color w:val="333333"/>
-        </w:rPr>
-        <w:t>fact_patient_biomarkers : 52 520 liaisons patient-biomarqueur (10 biomarqueurs × 5 252 patients)</w:t>
+      <w:proofErr w:type="spellStart"/>
+      <w:proofErr w:type="gramStart"/>
+      <w:r>
+        <w:rPr>
+          <w:color w:val="333333"/>
+        </w:rPr>
+        <w:t>fact</w:t>
+      </w:r>
+      <w:proofErr w:type="gramEnd"/>
+      <w:r>
+        <w:rPr>
+          <w:color w:val="333333"/>
+        </w:rPr>
+        <w:t>_patient_biomarkers</w:t>
+      </w:r>
+      <w:proofErr w:type="spellEnd"/>
+      <w:r>
+        <w:rPr>
+          <w:color w:val="333333"/>
+        </w:rPr>
+        <w:t xml:space="preserve"> : 52 520 liaisons patient-biomarqueur (10 biomarqueurs × 5 252 patients)</w:t>
       </w:r>
     </w:p>
     <w:p>
@@ -10646,11 +12070,27 @@
         </w:numPr>
         <w:spacing w:before="60" w:after="60" w:line="264" w:lineRule="auto"/>
       </w:pPr>
-      <w:r>
-        <w:rPr>
-          <w:color w:val="333333"/>
-        </w:rPr>
-        <w:t>fact_kpis : 2 enregistrements (un par type de cancer)</w:t>
+      <w:proofErr w:type="spellStart"/>
+      <w:proofErr w:type="gramStart"/>
+      <w:r>
+        <w:rPr>
+          <w:color w:val="333333"/>
+        </w:rPr>
+        <w:t>fact</w:t>
+      </w:r>
+      <w:proofErr w:type="gramEnd"/>
+      <w:r>
+        <w:rPr>
+          <w:color w:val="333333"/>
+        </w:rPr>
+        <w:t>_kpis</w:t>
+      </w:r>
+      <w:proofErr w:type="spellEnd"/>
+      <w:r>
+        <w:rPr>
+          <w:color w:val="333333"/>
+        </w:rPr>
+        <w:t xml:space="preserve"> : 2 enregistrements (un par type de cancer)</w:t>
       </w:r>
     </w:p>
     <w:p/>
@@ -10697,7 +12137,21 @@
         <w:rPr>
           <w:color w:val="333333"/>
         </w:rPr>
-        <w:t>Le dashboard Power BI est structuré en trois pages analytiques complémentaires :</w:t>
+        <w:t xml:space="preserve">Le </w:t>
+      </w:r>
+      <w:proofErr w:type="spellStart"/>
+      <w:r>
+        <w:rPr>
+          <w:color w:val="333333"/>
+        </w:rPr>
+        <w:t>dashboard</w:t>
+      </w:r>
+      <w:proofErr w:type="spellEnd"/>
+      <w:r>
+        <w:rPr>
+          <w:color w:val="333333"/>
+        </w:rPr>
+        <w:t xml:space="preserve"> Power BI est structuré en trois pages analytiques complémentaires :</w:t>
       </w:r>
     </w:p>
     <w:p>
@@ -10706,9 +12160,14 @@
       </w:pPr>
       <w:bookmarkStart w:id="33" w:name="_Toc226291233"/>
       <w:r>
-        <w:t>3.5.1 Page 1 — Patient Population Overview</w:t>
+        <w:t xml:space="preserve">3.5.1 Page 1 — Patient Population </w:t>
+      </w:r>
+      <w:proofErr w:type="spellStart"/>
+      <w:r>
+        <w:t>Overview</w:t>
       </w:r>
       <w:bookmarkEnd w:id="33"/>
+      <w:proofErr w:type="spellEnd"/>
     </w:p>
     <w:p>
       <w:pPr>
@@ -10728,9 +12187,30 @@
       </w:pPr>
       <w:bookmarkStart w:id="34" w:name="_Toc226291234"/>
       <w:r>
-        <w:t>3.5.2 Page 2 — Clinical Risk Analysis &amp; Survival Outcomes</w:t>
+        <w:t xml:space="preserve">3.5.2 Page 2 — </w:t>
+      </w:r>
+      <w:proofErr w:type="spellStart"/>
+      <w:r>
+        <w:t>Clinical</w:t>
+      </w:r>
+      <w:proofErr w:type="spellEnd"/>
+      <w:r>
+        <w:t xml:space="preserve"> Risk </w:t>
+      </w:r>
+      <w:proofErr w:type="spellStart"/>
+      <w:r>
+        <w:t>Analysis</w:t>
+      </w:r>
+      <w:proofErr w:type="spellEnd"/>
+      <w:r>
+        <w:t xml:space="preserve"> &amp; Survival </w:t>
+      </w:r>
+      <w:proofErr w:type="spellStart"/>
+      <w:r>
+        <w:t>Outcomes</w:t>
       </w:r>
       <w:bookmarkEnd w:id="34"/>
+      <w:proofErr w:type="spellEnd"/>
     </w:p>
     <w:p>
       <w:pPr>
@@ -10750,7 +12230,23 @@
       </w:pPr>
       <w:bookmarkStart w:id="35" w:name="_Toc226291235"/>
       <w:r>
-        <w:t>3.5.3 Page 3 — Biomarker-Based Decision Support</w:t>
+        <w:t xml:space="preserve">3.5.3 Page 3 — </w:t>
+      </w:r>
+      <w:proofErr w:type="spellStart"/>
+      <w:r>
+        <w:t>Biomarker</w:t>
+      </w:r>
+      <w:proofErr w:type="spellEnd"/>
+      <w:r>
+        <w:t xml:space="preserve">-Based </w:t>
+      </w:r>
+      <w:proofErr w:type="spellStart"/>
+      <w:r>
+        <w:t>Decision</w:t>
+      </w:r>
+      <w:proofErr w:type="spellEnd"/>
+      <w:r>
+        <w:t xml:space="preserve"> Support</w:t>
       </w:r>
       <w:bookmarkEnd w:id="35"/>
     </w:p>
@@ -10763,7 +12259,35 @@
         <w:rPr>
           <w:color w:val="333333"/>
         </w:rPr>
-        <w:t>La troisième page est dédiée à l'aide à la décision basée sur les biomarqueurs. Elle affiche la liste des 10 biomarqueurs intégrés (TP53, BRCA1, BRCA2, EGFR, KRAS, BRAF, PIK3CA, PTEN, ERBB2, ALK), la distribution par groupe de risque, et un tableau détaillé des profils patients à risque (Patient Risk Profiles). Ce tableau croise cancer_type et risk_group pour présenter le taux de mortalité, le nombre de patients et la survie moyenne par segment.</w:t>
+        <w:t xml:space="preserve">La troisième page est dédiée à l'aide à la décision basée sur les biomarqueurs. Elle affiche la liste des 10 biomarqueurs intégrés (TP53, BRCA1, BRCA2, EGFR, KRAS, BRAF, PIK3CA, PTEN, ERBB2, ALK), la distribution par groupe de risque, et un tableau détaillé des profils patients à risque (Patient Risk Profiles). Ce tableau croise </w:t>
+      </w:r>
+      <w:proofErr w:type="spellStart"/>
+      <w:r>
+        <w:rPr>
+          <w:color w:val="333333"/>
+        </w:rPr>
+        <w:t>cancer_type</w:t>
+      </w:r>
+      <w:proofErr w:type="spellEnd"/>
+      <w:r>
+        <w:rPr>
+          <w:color w:val="333333"/>
+        </w:rPr>
+        <w:t xml:space="preserve"> et </w:t>
+      </w:r>
+      <w:proofErr w:type="spellStart"/>
+      <w:r>
+        <w:rPr>
+          <w:color w:val="333333"/>
+        </w:rPr>
+        <w:t>risk_group</w:t>
+      </w:r>
+      <w:proofErr w:type="spellEnd"/>
+      <w:r>
+        <w:rPr>
+          <w:color w:val="333333"/>
+        </w:rPr>
+        <w:t xml:space="preserve"> pour présenter le taux de mortalité, le nombre de patients et la survie moyenne par segment.</w:t>
       </w:r>
     </w:p>
     <w:p>
@@ -10798,9 +12322,22 @@
       </w:pPr>
       <w:bookmarkStart w:id="38" w:name="_Toc226291238"/>
       <w:r>
-        <w:t>4.1.1 Pertinence du scoring risk_group</w:t>
+        <w:t xml:space="preserve">4.1.1 Pertinence du </w:t>
+      </w:r>
+      <w:proofErr w:type="spellStart"/>
+      <w:r>
+        <w:t>scoring</w:t>
+      </w:r>
+      <w:proofErr w:type="spellEnd"/>
+      <w:r>
+        <w:t xml:space="preserve"> </w:t>
+      </w:r>
+      <w:proofErr w:type="spellStart"/>
+      <w:r>
+        <w:t>risk_group</w:t>
       </w:r>
       <w:bookmarkEnd w:id="38"/>
+      <w:proofErr w:type="spellEnd"/>
     </w:p>
     <w:p>
       <w:pPr>
@@ -10813,6 +12350,7 @@
         </w:rPr>
         <w:t xml:space="preserve">Le principal apport analytique de ce projet est la création de la variable </w:t>
       </w:r>
+      <w:proofErr w:type="spellStart"/>
       <w:r>
         <w:rPr>
           <w:b/>
@@ -10821,6 +12359,7 @@
         </w:rPr>
         <w:t>risk_group</w:t>
       </w:r>
+      <w:proofErr w:type="spellEnd"/>
       <w:r>
         <w:rPr>
           <w:color w:val="333333"/>
@@ -10837,7 +12376,35 @@
         <w:rPr>
           <w:color w:val="333333"/>
         </w:rPr>
-        <w:t>Cependant, il convient de noter que la variable risk_group repose uniquement sur la durée de survie observée, sans intégrer d'autres facteurs pronostiques connus (stade, ECOG, biomarqueurs). Dans une version plus avancée du projet, un scoring multifactoriel combinant ces variables permettrait d'affiner la segmentation.</w:t>
+        <w:t xml:space="preserve">Cependant, il convient de noter que la variable </w:t>
+      </w:r>
+      <w:proofErr w:type="spellStart"/>
+      <w:r>
+        <w:rPr>
+          <w:color w:val="333333"/>
+        </w:rPr>
+        <w:t>risk_group</w:t>
+      </w:r>
+      <w:proofErr w:type="spellEnd"/>
+      <w:r>
+        <w:rPr>
+          <w:color w:val="333333"/>
+        </w:rPr>
+        <w:t xml:space="preserve"> repose uniquement sur la durée de survie observée, sans intégrer d'autres facteurs pronostiques connus (stade, ECOG, biomarqueurs). Dans une version plus avancée du projet, un </w:t>
+      </w:r>
+      <w:proofErr w:type="spellStart"/>
+      <w:r>
+        <w:rPr>
+          <w:color w:val="333333"/>
+        </w:rPr>
+        <w:t>scoring</w:t>
+      </w:r>
+      <w:proofErr w:type="spellEnd"/>
+      <w:r>
+        <w:rPr>
+          <w:color w:val="333333"/>
+        </w:rPr>
+        <w:t xml:space="preserve"> multifactoriel combinant ces variables permettrait d'affiner la segmentation.</w:t>
       </w:r>
     </w:p>
     <w:p>
@@ -10868,9 +12435,14 @@
       </w:pPr>
       <w:bookmarkStart w:id="40" w:name="_Toc226291240"/>
       <w:r>
-        <w:t>4.1.3 Valeur décisionnelle du dashboard</w:t>
+        <w:t xml:space="preserve">4.1.3 Valeur décisionnelle du </w:t>
+      </w:r>
+      <w:proofErr w:type="spellStart"/>
+      <w:r>
+        <w:t>dashboard</w:t>
       </w:r>
       <w:bookmarkEnd w:id="40"/>
+      <w:proofErr w:type="spellEnd"/>
     </w:p>
     <w:p>
       <w:pPr>
@@ -10881,7 +12453,35 @@
         <w:rPr>
           <w:color w:val="333333"/>
         </w:rPr>
-        <w:t>Le dashboard Power BI constitue l'interface décisionnelle centrale du projet. Son architecture en trois pages — vue globale, analyse clinique, support biomarqueurs — correspond aux différents niveaux de lecture d'un professionnel de santé : vue d'ensemble de la population, analyse des facteurs de risque, et exploration des biomarqueurs. La table Mesures_DAX centralise toutes les mesures calculées, ce qui est une bonne pratique Power BI garantissant la cohérence des calculs.</w:t>
+        <w:t xml:space="preserve">Le </w:t>
+      </w:r>
+      <w:proofErr w:type="spellStart"/>
+      <w:r>
+        <w:rPr>
+          <w:color w:val="333333"/>
+        </w:rPr>
+        <w:t>dashboard</w:t>
+      </w:r>
+      <w:proofErr w:type="spellEnd"/>
+      <w:r>
+        <w:rPr>
+          <w:color w:val="333333"/>
+        </w:rPr>
+        <w:t xml:space="preserve"> Power BI constitue l'interface décisionnelle centrale du projet. Son architecture en trois pages — vue globale, analyse clinique, support biomarqueurs — correspond aux différents niveaux de lecture d'un professionnel de santé : vue d'ensemble de la population, analyse des facteurs de risque, et exploration des biomarqueurs. La table </w:t>
+      </w:r>
+      <w:proofErr w:type="spellStart"/>
+      <w:r>
+        <w:rPr>
+          <w:color w:val="333333"/>
+        </w:rPr>
+        <w:t>Mesures_DAX</w:t>
+      </w:r>
+      <w:proofErr w:type="spellEnd"/>
+      <w:r>
+        <w:rPr>
+          <w:color w:val="333333"/>
+        </w:rPr>
+        <w:t xml:space="preserve"> centralise toutes les mesures calculées, ce qui est une bonne pratique Power BI garantissant la cohérence des calculs.</w:t>
       </w:r>
     </w:p>
     <w:p>
@@ -10915,12 +12515,6 @@
         <w:gridCol w:w="9240"/>
       </w:tblGrid>
       <w:tr>
-        <w:tblPrEx>
-          <w:tblCellMar>
-            <w:top w:w="0" w:type="dxa"/>
-            <w:bottom w:w="0" w:type="dxa"/>
-          </w:tblCellMar>
-        </w:tblPrEx>
         <w:tc>
           <w:tcPr>
             <w:tcW w:w="120" w:type="dxa"/>
@@ -10994,7 +12588,21 @@
         <w:rPr>
           <w:color w:val="333333"/>
         </w:rPr>
-        <w:t>Les données utilisées sont des jeux de données publics et ne proviennent pas d'un Electronic Health Record (EHR) réel. Les résultats ne peuvent donc pas être directement généralisés à une population clinique réelle.</w:t>
+        <w:t xml:space="preserve">Les données utilisées sont des jeux de données publics et ne proviennent pas d'un </w:t>
+      </w:r>
+      <w:proofErr w:type="spellStart"/>
+      <w:r>
+        <w:rPr>
+          <w:color w:val="333333"/>
+        </w:rPr>
+        <w:t>Electronic</w:t>
+      </w:r>
+      <w:proofErr w:type="spellEnd"/>
+      <w:r>
+        <w:rPr>
+          <w:color w:val="333333"/>
+        </w:rPr>
+        <w:t xml:space="preserve"> Health Record (EHR) réel. Les résultats ne peuvent donc pas être directement généralisés à une population clinique réelle.</w:t>
       </w:r>
     </w:p>
     <w:p>
@@ -11010,7 +12618,49 @@
         <w:rPr>
           <w:color w:val="333333"/>
         </w:rPr>
-        <w:t>Le dataset cancer du poumon est un dataset synthétique de 1 228 patients générés via SDV (Synthetic Data Vault), à partir de la cohorte NCCTG originelle de 228 patients. Bien que les distributions statistiques soient préservées, les données individuelles sont artificielles.</w:t>
+        <w:t xml:space="preserve">Le </w:t>
+      </w:r>
+      <w:proofErr w:type="spellStart"/>
+      <w:r>
+        <w:rPr>
+          <w:color w:val="333333"/>
+        </w:rPr>
+        <w:t>dataset</w:t>
+      </w:r>
+      <w:proofErr w:type="spellEnd"/>
+      <w:r>
+        <w:rPr>
+          <w:color w:val="333333"/>
+        </w:rPr>
+        <w:t xml:space="preserve"> cancer du poumon est un </w:t>
+      </w:r>
+      <w:proofErr w:type="spellStart"/>
+      <w:r>
+        <w:rPr>
+          <w:color w:val="333333"/>
+        </w:rPr>
+        <w:t>dataset</w:t>
+      </w:r>
+      <w:proofErr w:type="spellEnd"/>
+      <w:r>
+        <w:rPr>
+          <w:color w:val="333333"/>
+        </w:rPr>
+        <w:t xml:space="preserve"> synthétique de 1 228 patients générés via SDV (</w:t>
+      </w:r>
+      <w:proofErr w:type="spellStart"/>
+      <w:r>
+        <w:rPr>
+          <w:color w:val="333333"/>
+        </w:rPr>
+        <w:t>Synthetic</w:t>
+      </w:r>
+      <w:proofErr w:type="spellEnd"/>
+      <w:r>
+        <w:rPr>
+          <w:color w:val="333333"/>
+        </w:rPr>
+        <w:t xml:space="preserve"> Data Vault), à partir de la cohorte NCCTG originelle de 228 patients. Bien que les distributions statistiques soient préservées, les données individuelles sont artificielles.</w:t>
       </w:r>
     </w:p>
     <w:p>
@@ -11027,7 +12677,35 @@
           <w:color w:val="333333"/>
         </w:rPr>
         <w:lastRenderedPageBreak/>
-        <w:t>Le dataset cancer du sein est exclusivement féminin, ce qui limite la comparaison intergroupes par sexe pour ce type de cancer.</w:t>
+        <w:t xml:space="preserve">Le </w:t>
+      </w:r>
+      <w:proofErr w:type="spellStart"/>
+      <w:r>
+        <w:rPr>
+          <w:color w:val="333333"/>
+        </w:rPr>
+        <w:t>dataset</w:t>
+      </w:r>
+      <w:proofErr w:type="spellEnd"/>
+      <w:r>
+        <w:rPr>
+          <w:color w:val="333333"/>
+        </w:rPr>
+        <w:t xml:space="preserve"> cancer du sein est exclusivement féminin, ce qui limite </w:t>
+      </w:r>
+      <w:proofErr w:type="gramStart"/>
+      <w:r>
+        <w:rPr>
+          <w:color w:val="333333"/>
+        </w:rPr>
+        <w:t>la comparaison intergroupes</w:t>
+      </w:r>
+      <w:proofErr w:type="gramEnd"/>
+      <w:r>
+        <w:rPr>
+          <w:color w:val="333333"/>
+        </w:rPr>
+        <w:t xml:space="preserve"> par sexe pour ce type de cancer.</w:t>
       </w:r>
     </w:p>
     <w:p>
@@ -11069,7 +12747,35 @@
         <w:rPr>
           <w:color w:val="333333"/>
         </w:rPr>
-        <w:t>Le bridge patient-biomarqueur (fact_patient_biomarkers) est de type project_reference : chaque patient est associé à l'ensemble des 10 biomarqueurs, sans données d'expression génique réelle. Cette simplification permet la modélisation SQL mais ne reflète pas une réalité biologique.</w:t>
+        <w:t>Le bridge patient-biomarqueur (</w:t>
+      </w:r>
+      <w:proofErr w:type="spellStart"/>
+      <w:r>
+        <w:rPr>
+          <w:color w:val="333333"/>
+        </w:rPr>
+        <w:t>fact_patient_biomarkers</w:t>
+      </w:r>
+      <w:proofErr w:type="spellEnd"/>
+      <w:r>
+        <w:rPr>
+          <w:color w:val="333333"/>
+        </w:rPr>
+        <w:t xml:space="preserve">) est de type </w:t>
+      </w:r>
+      <w:proofErr w:type="spellStart"/>
+      <w:r>
+        <w:rPr>
+          <w:color w:val="333333"/>
+        </w:rPr>
+        <w:t>project_reference</w:t>
+      </w:r>
+      <w:proofErr w:type="spellEnd"/>
+      <w:r>
+        <w:rPr>
+          <w:color w:val="333333"/>
+        </w:rPr>
+        <w:t xml:space="preserve"> : chaque patient est associé à l'ensemble des 10 biomarqueurs, sans données d'expression génique réelle. Cette simplification permet la modélisation SQL mais ne reflète pas une réalité biologique.</w:t>
       </w:r>
     </w:p>
     <w:p>
@@ -11085,7 +12791,21 @@
         <w:rPr>
           <w:color w:val="333333"/>
         </w:rPr>
-        <w:t>L'analyse de survie Kaplan-Meier est réalisée sans test statistique formel (Log-rank test) ni correction pour comparaisons multiples. L'ajout de ces tests renforcerait la rigueur statistique des conclusions.</w:t>
+        <w:t>L'analyse de survie Kaplan-Meier est réalisée sans test statistique formel (Log-</w:t>
+      </w:r>
+      <w:proofErr w:type="spellStart"/>
+      <w:r>
+        <w:rPr>
+          <w:color w:val="333333"/>
+        </w:rPr>
+        <w:t>rank</w:t>
+      </w:r>
+      <w:proofErr w:type="spellEnd"/>
+      <w:r>
+        <w:rPr>
+          <w:color w:val="333333"/>
+        </w:rPr>
+        <w:t xml:space="preserve"> test) ni correction pour comparaisons multiples. L'ajout de ces tests renforcerait la rigueur statistique des conclusions.</w:t>
       </w:r>
     </w:p>
     <w:p>
@@ -11101,7 +12821,21 @@
         <w:rPr>
           <w:color w:val="333333"/>
         </w:rPr>
-        <w:t>Le modèle de Cox (hazard proportionnel) n'a pas été implémenté dans ce projet, ce qui limite l'analyse de l'impact simultané de plusieurs facteurs pronostiques.</w:t>
+        <w:t>Le modèle de Cox (</w:t>
+      </w:r>
+      <w:proofErr w:type="spellStart"/>
+      <w:r>
+        <w:rPr>
+          <w:color w:val="333333"/>
+        </w:rPr>
+        <w:t>hazard</w:t>
+      </w:r>
+      <w:proofErr w:type="spellEnd"/>
+      <w:r>
+        <w:rPr>
+          <w:color w:val="333333"/>
+        </w:rPr>
+        <w:t xml:space="preserve"> proportionnel) n'a pas été implémenté dans ce projet, ce qui limite l'analyse de l'impact simultané de plusieurs facteurs pronostiques.</w:t>
       </w:r>
     </w:p>
     <w:p>
@@ -11117,7 +12851,21 @@
         <w:rPr>
           <w:color w:val="333333"/>
         </w:rPr>
-        <w:t>La variable risk_group est définie par des seuils arbitraires (0, 12, 36, 1200 mois) sans validation clinique externe.</w:t>
+        <w:t xml:space="preserve">La variable </w:t>
+      </w:r>
+      <w:proofErr w:type="spellStart"/>
+      <w:r>
+        <w:rPr>
+          <w:color w:val="333333"/>
+        </w:rPr>
+        <w:t>risk_group</w:t>
+      </w:r>
+      <w:proofErr w:type="spellEnd"/>
+      <w:r>
+        <w:rPr>
+          <w:color w:val="333333"/>
+        </w:rPr>
+        <w:t xml:space="preserve"> est définie par des seuils arbitraires (0, 12, 36, 1200 mois) sans validation clinique externe.</w:t>
       </w:r>
     </w:p>
     <w:p>
@@ -11165,7 +12913,21 @@
         <w:rPr>
           <w:color w:val="333333"/>
         </w:rPr>
-        <w:t>Implémenter le test Log-rank pour comparer formellement les courbes Kaplan-Meier entre groupes.</w:t>
+        <w:t>Implémenter le test Log-</w:t>
+      </w:r>
+      <w:proofErr w:type="spellStart"/>
+      <w:r>
+        <w:rPr>
+          <w:color w:val="333333"/>
+        </w:rPr>
+        <w:t>rank</w:t>
+      </w:r>
+      <w:proofErr w:type="spellEnd"/>
+      <w:r>
+        <w:rPr>
+          <w:color w:val="333333"/>
+        </w:rPr>
+        <w:t xml:space="preserve"> pour comparer formellement les courbes Kaplan-Meier entre groupes.</w:t>
       </w:r>
     </w:p>
     <w:p>
@@ -11181,7 +12943,35 @@
         <w:rPr>
           <w:color w:val="333333"/>
         </w:rPr>
-        <w:t>Développer un modèle de régression de Cox (CoxPHFitter via lifelines) pour quantifier l'effet simultané de l'âge, du stade, du sexe et du score ECOG sur le risque de décès.</w:t>
+        <w:t>Développer un modèle de régression de Cox (</w:t>
+      </w:r>
+      <w:proofErr w:type="spellStart"/>
+      <w:r>
+        <w:rPr>
+          <w:color w:val="333333"/>
+        </w:rPr>
+        <w:t>CoxPHFitter</w:t>
+      </w:r>
+      <w:proofErr w:type="spellEnd"/>
+      <w:r>
+        <w:rPr>
+          <w:color w:val="333333"/>
+        </w:rPr>
+        <w:t xml:space="preserve"> via </w:t>
+      </w:r>
+      <w:proofErr w:type="spellStart"/>
+      <w:r>
+        <w:rPr>
+          <w:color w:val="333333"/>
+        </w:rPr>
+        <w:t>lifelines</w:t>
+      </w:r>
+      <w:proofErr w:type="spellEnd"/>
+      <w:r>
+        <w:rPr>
+          <w:color w:val="333333"/>
+        </w:rPr>
+        <w:t>) pour quantifier l'effet simultané de l'âge, du stade, du sexe et du score ECOG sur le risque de décès.</w:t>
       </w:r>
     </w:p>
     <w:p>
@@ -11197,7 +12987,35 @@
         <w:rPr>
           <w:color w:val="333333"/>
         </w:rPr>
-        <w:t>Valider les seuils du risk_group via une méthode de partitionnement optimale (ex. : maximisation du log-rank).</w:t>
+        <w:t xml:space="preserve">Valider les seuils du </w:t>
+      </w:r>
+      <w:proofErr w:type="spellStart"/>
+      <w:r>
+        <w:rPr>
+          <w:color w:val="333333"/>
+        </w:rPr>
+        <w:t>risk_group</w:t>
+      </w:r>
+      <w:proofErr w:type="spellEnd"/>
+      <w:r>
+        <w:rPr>
+          <w:color w:val="333333"/>
+        </w:rPr>
+        <w:t xml:space="preserve"> via une méthode de partitionnement optimale (ex. : maximisation du log-</w:t>
+      </w:r>
+      <w:proofErr w:type="spellStart"/>
+      <w:r>
+        <w:rPr>
+          <w:color w:val="333333"/>
+        </w:rPr>
+        <w:t>rank</w:t>
+      </w:r>
+      <w:proofErr w:type="spellEnd"/>
+      <w:r>
+        <w:rPr>
+          <w:color w:val="333333"/>
+        </w:rPr>
+        <w:t>).</w:t>
       </w:r>
     </w:p>
     <w:p>
@@ -11239,7 +13057,21 @@
         <w:rPr>
           <w:color w:val="333333"/>
         </w:rPr>
-        <w:t>Incorporer des données multi-omics (protéomique, transcriptomique) pour enrichir les profils biologiques des patients.</w:t>
+        <w:t>Incorporer des données multi-</w:t>
+      </w:r>
+      <w:proofErr w:type="spellStart"/>
+      <w:r>
+        <w:rPr>
+          <w:color w:val="333333"/>
+        </w:rPr>
+        <w:t>omics</w:t>
+      </w:r>
+      <w:proofErr w:type="spellEnd"/>
+      <w:r>
+        <w:rPr>
+          <w:color w:val="333333"/>
+        </w:rPr>
+        <w:t xml:space="preserve"> (protéomique, transcriptomique) pour enrichir les profils biologiques des patients.</w:t>
       </w:r>
     </w:p>
     <w:p>
@@ -11281,7 +13113,35 @@
         <w:rPr>
           <w:color w:val="333333"/>
         </w:rPr>
-        <w:t>Automatiser le pipeline ETL avec des outils comme Apache Airflow ou dbt pour garantir l'exécution planifiée et reproductible.</w:t>
+        <w:t xml:space="preserve">Automatiser le pipeline ETL avec des outils comme Apache </w:t>
+      </w:r>
+      <w:proofErr w:type="spellStart"/>
+      <w:r>
+        <w:rPr>
+          <w:color w:val="333333"/>
+        </w:rPr>
+        <w:t>Airflow</w:t>
+      </w:r>
+      <w:proofErr w:type="spellEnd"/>
+      <w:r>
+        <w:rPr>
+          <w:color w:val="333333"/>
+        </w:rPr>
+        <w:t xml:space="preserve"> ou </w:t>
+      </w:r>
+      <w:proofErr w:type="spellStart"/>
+      <w:r>
+        <w:rPr>
+          <w:color w:val="333333"/>
+        </w:rPr>
+        <w:t>dbt</w:t>
+      </w:r>
+      <w:proofErr w:type="spellEnd"/>
+      <w:r>
+        <w:rPr>
+          <w:color w:val="333333"/>
+        </w:rPr>
+        <w:t xml:space="preserve"> pour garantir l'exécution planifiée et reproductible.</w:t>
       </w:r>
     </w:p>
     <w:p>
@@ -11313,7 +13173,35 @@
         <w:rPr>
           <w:color w:val="333333"/>
         </w:rPr>
-        <w:t>Développer un modèle de machine learning prédictif (Random Forest, Gradient Boosting) pour anticiper le groupe de risque d'un nouveau patient.</w:t>
+        <w:t xml:space="preserve">Développer un modèle de machine </w:t>
+      </w:r>
+      <w:proofErr w:type="spellStart"/>
+      <w:r>
+        <w:rPr>
+          <w:color w:val="333333"/>
+        </w:rPr>
+        <w:t>learning</w:t>
+      </w:r>
+      <w:proofErr w:type="spellEnd"/>
+      <w:r>
+        <w:rPr>
+          <w:color w:val="333333"/>
+        </w:rPr>
+        <w:t xml:space="preserve"> prédictif (Random Forest, Gradient </w:t>
+      </w:r>
+      <w:proofErr w:type="spellStart"/>
+      <w:r>
+        <w:rPr>
+          <w:color w:val="333333"/>
+        </w:rPr>
+        <w:t>Boosting</w:t>
+      </w:r>
+      <w:proofErr w:type="spellEnd"/>
+      <w:r>
+        <w:rPr>
+          <w:color w:val="333333"/>
+        </w:rPr>
+        <w:t>) pour anticiper le groupe de risque d'un nouveau patient.</w:t>
       </w:r>
     </w:p>
     <w:p>
@@ -11330,7 +13218,21 @@
           <w:color w:val="333333"/>
         </w:rPr>
         <w:lastRenderedPageBreak/>
-        <w:t>Déployer le dashboard dans Power BI Service pour un accès sécurisé et partagé entre les équipes médicales.</w:t>
+        <w:t xml:space="preserve">Déployer le </w:t>
+      </w:r>
+      <w:proofErr w:type="spellStart"/>
+      <w:r>
+        <w:rPr>
+          <w:color w:val="333333"/>
+        </w:rPr>
+        <w:t>dashboard</w:t>
+      </w:r>
+      <w:proofErr w:type="spellEnd"/>
+      <w:r>
+        <w:rPr>
+          <w:color w:val="333333"/>
+        </w:rPr>
+        <w:t xml:space="preserve"> dans Power BI Service pour un accès sécurisé et partagé entre les équipes médicales.</w:t>
       </w:r>
     </w:p>
     <w:p>
@@ -11360,19 +13262,75 @@
         </w:rPr>
         <w:t xml:space="preserve">Le projet </w:t>
       </w:r>
+      <w:proofErr w:type="spellStart"/>
       <w:r>
         <w:rPr>
           <w:b/>
           <w:bCs/>
           <w:color w:val="0A1628"/>
         </w:rPr>
-        <w:t>OncoBio Decision Analytics</w:t>
-      </w:r>
-      <w:r>
-        <w:rPr>
-          <w:color w:val="333333"/>
-        </w:rPr>
-        <w:t xml:space="preserve"> a démontré la faisabilité et la valeur ajoutée d'une approche data-driven pour l'analyse clinique et biologique des cancers. En partant de données hétérogènes et dispersées — datasets CSV publics et biomarqueurs extraits via API — le projet a abouti à la production d'un pipeline de données complet, d'une base de données relationnelle structurée et d'un tableau de bord décisionnel interactif.</w:t>
+        <w:t>OncoBio</w:t>
+      </w:r>
+      <w:proofErr w:type="spellEnd"/>
+      <w:r>
+        <w:rPr>
+          <w:b/>
+          <w:bCs/>
+          <w:color w:val="0A1628"/>
+        </w:rPr>
+        <w:t xml:space="preserve"> </w:t>
+      </w:r>
+      <w:proofErr w:type="spellStart"/>
+      <w:r>
+        <w:rPr>
+          <w:b/>
+          <w:bCs/>
+          <w:color w:val="0A1628"/>
+        </w:rPr>
+        <w:t>Decision</w:t>
+      </w:r>
+      <w:proofErr w:type="spellEnd"/>
+      <w:r>
+        <w:rPr>
+          <w:b/>
+          <w:bCs/>
+          <w:color w:val="0A1628"/>
+        </w:rPr>
+        <w:t xml:space="preserve"> Analytics</w:t>
+      </w:r>
+      <w:r>
+        <w:rPr>
+          <w:color w:val="333333"/>
+        </w:rPr>
+        <w:t xml:space="preserve"> a démontré la faisabilité et la valeur ajoutée d'une approche data-</w:t>
+      </w:r>
+      <w:proofErr w:type="spellStart"/>
+      <w:r>
+        <w:rPr>
+          <w:color w:val="333333"/>
+        </w:rPr>
+        <w:t>driven</w:t>
+      </w:r>
+      <w:proofErr w:type="spellEnd"/>
+      <w:r>
+        <w:rPr>
+          <w:color w:val="333333"/>
+        </w:rPr>
+        <w:t xml:space="preserve"> pour l'analyse clinique et biologique des cancers. En partant de données hétérogènes et dispersées — </w:t>
+      </w:r>
+      <w:proofErr w:type="spellStart"/>
+      <w:r>
+        <w:rPr>
+          <w:color w:val="333333"/>
+        </w:rPr>
+        <w:t>datasets</w:t>
+      </w:r>
+      <w:proofErr w:type="spellEnd"/>
+      <w:r>
+        <w:rPr>
+          <w:color w:val="333333"/>
+        </w:rPr>
+        <w:t xml:space="preserve"> CSV publics et biomarqueurs extraits via API — le projet a abouti à la production d'un pipeline de données complet, d'une base de données relationnelle structurée et d'un tableau de bord décisionnel interactif.</w:t>
       </w:r>
     </w:p>
     <w:p>
@@ -11384,7 +13342,63 @@
         <w:rPr>
           <w:color w:val="333333"/>
         </w:rPr>
-        <w:t>Sur le plan technique, ce projet illustre la maîtrise d'un spectre large de compétences Data Analytics : ingestion et nettoyage de données (Python/Pandas), feature engineering avec création d'une variable pronostique (risk_group), modélisation relationnelle en schéma en étoile (PostgreSQL), analyse statistique descriptive et de survie (Kaplan-Meier via lifelines), et visualisation décisionnelle (Power BI). La totalité du workflow est documentée dans cinq notebooks Jupyter et deux scripts SQL, garantissant la reproductibilité et la traçabilité du travail réalisé.</w:t>
+        <w:t xml:space="preserve">Sur le plan technique, ce projet illustre la maîtrise d'un spectre large de compétences Data Analytics : ingestion et nettoyage de données (Python/Pandas), </w:t>
+      </w:r>
+      <w:proofErr w:type="spellStart"/>
+      <w:r>
+        <w:rPr>
+          <w:color w:val="333333"/>
+        </w:rPr>
+        <w:t>feature</w:t>
+      </w:r>
+      <w:proofErr w:type="spellEnd"/>
+      <w:r>
+        <w:rPr>
+          <w:color w:val="333333"/>
+        </w:rPr>
+        <w:t xml:space="preserve"> engineering avec création d'une variable pronostique (</w:t>
+      </w:r>
+      <w:proofErr w:type="spellStart"/>
+      <w:r>
+        <w:rPr>
+          <w:color w:val="333333"/>
+        </w:rPr>
+        <w:t>risk_group</w:t>
+      </w:r>
+      <w:proofErr w:type="spellEnd"/>
+      <w:r>
+        <w:rPr>
+          <w:color w:val="333333"/>
+        </w:rPr>
+        <w:t xml:space="preserve">), modélisation relationnelle en schéma en étoile (PostgreSQL), analyse statistique descriptive et de survie (Kaplan-Meier via </w:t>
+      </w:r>
+      <w:proofErr w:type="spellStart"/>
+      <w:r>
+        <w:rPr>
+          <w:color w:val="333333"/>
+        </w:rPr>
+        <w:t>lifelines</w:t>
+      </w:r>
+      <w:proofErr w:type="spellEnd"/>
+      <w:r>
+        <w:rPr>
+          <w:color w:val="333333"/>
+        </w:rPr>
+        <w:t xml:space="preserve">), et visualisation décisionnelle (Power BI). La totalité du workflow est documentée dans cinq notebooks </w:t>
+      </w:r>
+      <w:proofErr w:type="spellStart"/>
+      <w:r>
+        <w:rPr>
+          <w:color w:val="333333"/>
+        </w:rPr>
+        <w:t>Jupyter</w:t>
+      </w:r>
+      <w:proofErr w:type="spellEnd"/>
+      <w:r>
+        <w:rPr>
+          <w:color w:val="333333"/>
+        </w:rPr>
+        <w:t xml:space="preserve"> et deux scripts SQL, garantissant la reproductibilité et la traçabilité du travail réalisé.</w:t>
       </w:r>
     </w:p>
     <w:p>
@@ -11408,7 +13422,21 @@
         <w:rPr>
           <w:color w:val="333333"/>
         </w:rPr>
-        <w:t>Sur le plan de la valeur métier, le dashboard Power BI offre aux professionnels de santé un outil concret permettant d'identifier les patients à haut risque, d'analyser les facteurs influençant la survie et d'explorer les profils biomarqueurs associés à chaque segment de la population. Cette approche illustre comment la donnée peut devenir un outil d'aide à la décision clinique, à condition d'être traitée, structurée et visualisée de manière rigoureuse.</w:t>
+        <w:t xml:space="preserve">Sur le plan de la valeur métier, le </w:t>
+      </w:r>
+      <w:proofErr w:type="spellStart"/>
+      <w:r>
+        <w:rPr>
+          <w:color w:val="333333"/>
+        </w:rPr>
+        <w:t>dashboard</w:t>
+      </w:r>
+      <w:proofErr w:type="spellEnd"/>
+      <w:r>
+        <w:rPr>
+          <w:color w:val="333333"/>
+        </w:rPr>
+        <w:t xml:space="preserve"> Power BI offre aux professionnels de santé un outil concret permettant d'identifier les patients à haut risque, d'analyser les facteurs influençant la survie et d'explorer les profils biomarqueurs associés à chaque segment de la population. Cette approche illustre comment la donnée peut devenir un outil d'aide à la décision clinique, à condition d'être traitée, structurée et visualisée de manière rigoureuse.</w:t>
       </w:r>
     </w:p>
     <w:p>
@@ -11420,7 +13448,35 @@
         <w:rPr>
           <w:color w:val="333333"/>
         </w:rPr>
-        <w:t>Les limites identifiées — nature publique et synthétique des données, bridge patient-biomarqueur simplifié, absence de tests statistiques formels — ouvrent des pistes d'amélioration claires pour une version industrielle du projet. L'intégration de modèles de machine learning prédictifs, l'automatisation du pipeline ETL et l'enrichissement des données biologiques constituent les priorités pour faire évoluer ce projet vers une solution cliniquement deployable.</w:t>
+        <w:t xml:space="preserve">Les limites identifiées — nature publique et synthétique des données, bridge patient-biomarqueur simplifié, absence de tests statistiques formels — ouvrent des pistes d'amélioration claires pour une version industrielle du projet. L'intégration de modèles de machine </w:t>
+      </w:r>
+      <w:proofErr w:type="spellStart"/>
+      <w:r>
+        <w:rPr>
+          <w:color w:val="333333"/>
+        </w:rPr>
+        <w:t>learning</w:t>
+      </w:r>
+      <w:proofErr w:type="spellEnd"/>
+      <w:r>
+        <w:rPr>
+          <w:color w:val="333333"/>
+        </w:rPr>
+        <w:t xml:space="preserve"> prédictifs, l'automatisation du pipeline ETL et l'enrichissement des données biologiques constituent les priorités pour faire évoluer ce projet vers une solution cliniquement </w:t>
+      </w:r>
+      <w:proofErr w:type="spellStart"/>
+      <w:r>
+        <w:rPr>
+          <w:color w:val="333333"/>
+        </w:rPr>
+        <w:t>deployable</w:t>
+      </w:r>
+      <w:proofErr w:type="spellEnd"/>
+      <w:r>
+        <w:rPr>
+          <w:color w:val="333333"/>
+        </w:rPr>
+        <w:t>.</w:t>
       </w:r>
     </w:p>
     <w:p/>
@@ -11445,12 +13501,6 @@
         <w:gridCol w:w="9240"/>
       </w:tblGrid>
       <w:tr>
-        <w:tblPrEx>
-          <w:tblCellMar>
-            <w:top w:w="0" w:type="dxa"/>
-            <w:bottom w:w="0" w:type="dxa"/>
-          </w:tblCellMar>
-        </w:tblPrEx>
         <w:tc>
           <w:tcPr>
             <w:tcW w:w="120" w:type="dxa"/>
@@ -11494,7 +13544,21 @@
               <w:rPr>
                 <w:color w:val="333333"/>
               </w:rPr>
-              <w:t>Ce projet illustre une compétence clé du Data Analyst moderne : transformer des données brutes, hétérogènes et complexes en informations exploitables, compréhensibles et actionnables — au service de la médecine et, in fine, des patients. La data au service de la médecine. 🧬</w:t>
+              <w:t xml:space="preserve">Ce projet illustre une compétence clé du Data </w:t>
+            </w:r>
+            <w:proofErr w:type="spellStart"/>
+            <w:r>
+              <w:rPr>
+                <w:color w:val="333333"/>
+              </w:rPr>
+              <w:t>Analyst</w:t>
+            </w:r>
+            <w:proofErr w:type="spellEnd"/>
+            <w:r>
+              <w:rPr>
+                <w:color w:val="333333"/>
+              </w:rPr>
+              <w:t xml:space="preserve"> moderne : transformer des données brutes, hétérogènes et complexes en informations exploitables, compréhensibles et actionnables — au service de la médecine et, in fine, des patients. La data au service de la médecine. 🧬</w:t>
             </w:r>
           </w:p>
         </w:tc>
@@ -11527,55 +13591,9 @@
           <w:color w:val="C0392B"/>
           <w:lang w:val="en-US"/>
         </w:rPr>
-        <w:t xml:space="preserve">[1]  </w:t>
-      </w:r>
-      <w:r>
-        <w:rPr>
-          <w:color w:val="333333"/>
-          <w:lang w:val="en-US"/>
-        </w:rPr>
-        <w:t xml:space="preserve">SEER Breast Cancer Dataset. Zenodo Public Repository. </w:t>
-      </w:r>
-      <w:r>
-        <w:rPr>
-          <w:color w:val="333333"/>
-        </w:rPr>
-        <w:t>Accessible sur : https://zenodo.org</w:t>
-      </w:r>
-    </w:p>
-    <w:p>
-      <w:pPr>
-        <w:spacing w:before="120" w:after="160" w:line="276" w:lineRule="auto"/>
-        <w:rPr>
-          <w:lang w:val="en-US"/>
-        </w:rPr>
-      </w:pPr>
-      <w:r>
-        <w:rPr>
-          <w:b/>
-          <w:bCs/>
-          <w:color w:val="C0392B"/>
-        </w:rPr>
-        <w:t xml:space="preserve">[2]  </w:t>
-      </w:r>
-      <w:r>
-        <w:rPr>
-          <w:color w:val="333333"/>
-        </w:rPr>
-        <w:t xml:space="preserve">Loprinzi CL et al. </w:t>
-      </w:r>
-      <w:r>
-        <w:rPr>
-          <w:color w:val="333333"/>
-          <w:lang w:val="en-US"/>
-        </w:rPr>
-        <w:t>Prospective evaluation of prognostic variables from patient-completed questionnaires. North Central Cancer Treatment Group. Journal of Clinical Oncology, 1994.</w:t>
-      </w:r>
-    </w:p>
-    <w:p>
-      <w:pPr>
-        <w:spacing w:before="120" w:after="160" w:line="276" w:lineRule="auto"/>
-      </w:pPr>
+        <w:t>[1</w:t>
+      </w:r>
+      <w:proofErr w:type="gramStart"/>
       <w:r>
         <w:rPr>
           <w:b/>
@@ -11583,20 +13601,89 @@
           <w:color w:val="C0392B"/>
           <w:lang w:val="en-US"/>
         </w:rPr>
-        <w:t xml:space="preserve">[3]  </w:t>
+        <w:t xml:space="preserve">]  </w:t>
       </w:r>
       <w:r>
         <w:rPr>
           <w:color w:val="333333"/>
           <w:lang w:val="en-US"/>
         </w:rPr>
-        <w:t xml:space="preserve">NCBI Entrez API. National Center for Biotechnology Information. </w:t>
-      </w:r>
-      <w:r>
-        <w:rPr>
-          <w:color w:val="333333"/>
-        </w:rPr>
-        <w:t>Accessible sur : https://www.ncbi.nlm.nih.gov/home/develop/api/</w:t>
+        <w:t>SEER</w:t>
+      </w:r>
+      <w:proofErr w:type="gramEnd"/>
+      <w:r>
+        <w:rPr>
+          <w:color w:val="333333"/>
+          <w:lang w:val="en-US"/>
+        </w:rPr>
+        <w:t xml:space="preserve"> Breast Cancer Dataset. </w:t>
+      </w:r>
+      <w:proofErr w:type="spellStart"/>
+      <w:r>
+        <w:rPr>
+          <w:color w:val="333333"/>
+          <w:lang w:val="en-US"/>
+        </w:rPr>
+        <w:t>Zenodo</w:t>
+      </w:r>
+      <w:proofErr w:type="spellEnd"/>
+      <w:r>
+        <w:rPr>
+          <w:color w:val="333333"/>
+          <w:lang w:val="en-US"/>
+        </w:rPr>
+        <w:t xml:space="preserve"> Public Repository. </w:t>
+      </w:r>
+      <w:r>
+        <w:rPr>
+          <w:color w:val="333333"/>
+        </w:rPr>
+        <w:t>Accessible sur : https://zenodo.org</w:t>
+      </w:r>
+    </w:p>
+    <w:p>
+      <w:pPr>
+        <w:spacing w:before="120" w:after="160" w:line="276" w:lineRule="auto"/>
+        <w:rPr>
+          <w:lang w:val="en-US"/>
+        </w:rPr>
+      </w:pPr>
+      <w:r>
+        <w:rPr>
+          <w:b/>
+          <w:bCs/>
+          <w:color w:val="C0392B"/>
+        </w:rPr>
+        <w:t>[2</w:t>
+      </w:r>
+      <w:proofErr w:type="gramStart"/>
+      <w:r>
+        <w:rPr>
+          <w:b/>
+          <w:bCs/>
+          <w:color w:val="C0392B"/>
+        </w:rPr>
+        <w:t xml:space="preserve">]  </w:t>
+      </w:r>
+      <w:r>
+        <w:rPr>
+          <w:color w:val="333333"/>
+        </w:rPr>
+        <w:t>Loprinzi</w:t>
+      </w:r>
+      <w:proofErr w:type="gramEnd"/>
+      <w:r>
+        <w:rPr>
+          <w:color w:val="333333"/>
+        </w:rPr>
+        <w:t xml:space="preserve"> CL et al. </w:t>
+      </w:r>
+      <w:r>
+        <w:rPr>
+          <w:color w:val="333333"/>
+          <w:lang w:val="en-US"/>
+        </w:rPr>
+        <w:t>Prospective evaluation of prognostic variables from patient-completed questionnaires. North Central Cancer Treatment Group. Journal of Clinical Oncology, 1994.</w:t>
       </w:r>
     </w:p>
     <w:p>
@@ -11610,48 +13697,9 @@
           <w:color w:val="C0392B"/>
           <w:lang w:val="en-US"/>
         </w:rPr>
-        <w:t xml:space="preserve">[4]  </w:t>
-      </w:r>
-      <w:r>
-        <w:rPr>
-          <w:color w:val="333333"/>
-          <w:lang w:val="en-US"/>
-        </w:rPr>
-        <w:t xml:space="preserve">Davidson-Pilon C. lifelines : Survival Analysis in Python. Journal of Open Source Software, 2019. </w:t>
-      </w:r>
-      <w:r>
-        <w:rPr>
-          <w:color w:val="333333"/>
-        </w:rPr>
-        <w:t>Accessible sur : https://lifelines.readthedocs.io</w:t>
-      </w:r>
-    </w:p>
-    <w:p>
-      <w:pPr>
-        <w:spacing w:before="120" w:after="160" w:line="276" w:lineRule="auto"/>
-      </w:pPr>
-      <w:r>
-        <w:rPr>
-          <w:b/>
-          <w:bCs/>
-          <w:color w:val="C0392B"/>
-        </w:rPr>
-        <w:t xml:space="preserve">[5]  </w:t>
-      </w:r>
-      <w:r>
-        <w:rPr>
-          <w:color w:val="333333"/>
-        </w:rPr>
-        <w:t>Microsoft Corporation. Power BI Desktop Documentation. Accessible sur : https://docs.microsoft.com/power-bi/</w:t>
-      </w:r>
-    </w:p>
-    <w:p>
-      <w:pPr>
-        <w:spacing w:before="120" w:after="160" w:line="276" w:lineRule="auto"/>
-        <w:rPr>
-          <w:lang w:val="en-US"/>
-        </w:rPr>
-      </w:pPr>
+        <w:t>[3</w:t>
+      </w:r>
+      <w:proofErr w:type="gramStart"/>
       <w:r>
         <w:rPr>
           <w:b/>
@@ -11659,22 +13707,33 @@
           <w:color w:val="C0392B"/>
           <w:lang w:val="en-US"/>
         </w:rPr>
-        <w:t xml:space="preserve">[6]  </w:t>
+        <w:t xml:space="preserve">]  </w:t>
       </w:r>
       <w:r>
         <w:rPr>
           <w:color w:val="333333"/>
           <w:lang w:val="en-US"/>
         </w:rPr>
-        <w:t>Kaplan EL, Meier P. Nonparametric estimation from incomplete observations. Journal of the American Statistical Association, 1958 ; 53(282) : 457–481.</w:t>
+        <w:t>NCBI</w:t>
+      </w:r>
+      <w:proofErr w:type="gramEnd"/>
+      <w:r>
+        <w:rPr>
+          <w:color w:val="333333"/>
+          <w:lang w:val="en-US"/>
+        </w:rPr>
+        <w:t xml:space="preserve"> Entrez API. National Center for Biotechnology Information. </w:t>
+      </w:r>
+      <w:r>
+        <w:rPr>
+          <w:color w:val="333333"/>
+        </w:rPr>
+        <w:t>Accessible sur : https://www.ncbi.nlm.nih.gov/home/develop/api/</w:t>
       </w:r>
     </w:p>
     <w:p>
       <w:pPr>
         <w:spacing w:before="120" w:after="160" w:line="276" w:lineRule="auto"/>
-        <w:rPr>
-          <w:lang w:val="en-US"/>
-        </w:rPr>
       </w:pPr>
       <w:r>
         <w:rPr>
@@ -11683,20 +13742,9 @@
           <w:color w:val="C0392B"/>
           <w:lang w:val="en-US"/>
         </w:rPr>
-        <w:t xml:space="preserve">[7]  </w:t>
-      </w:r>
-      <w:r>
-        <w:rPr>
-          <w:color w:val="333333"/>
-          <w:lang w:val="en-US"/>
-        </w:rPr>
-        <w:t>Cox DR. Regression models and life-tables. Journal of the Royal Statistical Society Series B, 1972 ; 34(2) : 187–220.</w:t>
-      </w:r>
-    </w:p>
-    <w:p>
-      <w:pPr>
-        <w:spacing w:before="120" w:after="160" w:line="276" w:lineRule="auto"/>
-      </w:pPr>
+        <w:t>[4</w:t>
+      </w:r>
+      <w:proofErr w:type="gramStart"/>
       <w:r>
         <w:rPr>
           <w:b/>
@@ -11704,20 +13752,326 @@
           <w:color w:val="C0392B"/>
           <w:lang w:val="en-US"/>
         </w:rPr>
-        <w:t xml:space="preserve">[8]  </w:t>
+        <w:t xml:space="preserve">]  </w:t>
       </w:r>
       <w:r>
         <w:rPr>
           <w:color w:val="333333"/>
           <w:lang w:val="en-US"/>
         </w:rPr>
-        <w:t xml:space="preserve">McKinney W. Data Structures for Statistical Computing in Python. </w:t>
-      </w:r>
-      <w:r>
-        <w:rPr>
-          <w:color w:val="333333"/>
-        </w:rPr>
-        <w:t>Proceedings of the 9th Python in Science Conference, 2010.</w:t>
+        <w:t>Davidson</w:t>
+      </w:r>
+      <w:proofErr w:type="gramEnd"/>
+      <w:r>
+        <w:rPr>
+          <w:color w:val="333333"/>
+          <w:lang w:val="en-US"/>
+        </w:rPr>
+        <w:t xml:space="preserve">-Pilon C. </w:t>
+      </w:r>
+      <w:proofErr w:type="gramStart"/>
+      <w:r>
+        <w:rPr>
+          <w:color w:val="333333"/>
+          <w:lang w:val="en-US"/>
+        </w:rPr>
+        <w:t>lifelines :</w:t>
+      </w:r>
+      <w:proofErr w:type="gramEnd"/>
+      <w:r>
+        <w:rPr>
+          <w:color w:val="333333"/>
+          <w:lang w:val="en-US"/>
+        </w:rPr>
+        <w:t xml:space="preserve"> Survival Analysis in Python. Journal of </w:t>
+      </w:r>
+      <w:proofErr w:type="gramStart"/>
+      <w:r>
+        <w:rPr>
+          <w:color w:val="333333"/>
+          <w:lang w:val="en-US"/>
+        </w:rPr>
+        <w:t>Open Source</w:t>
+      </w:r>
+      <w:proofErr w:type="gramEnd"/>
+      <w:r>
+        <w:rPr>
+          <w:color w:val="333333"/>
+          <w:lang w:val="en-US"/>
+        </w:rPr>
+        <w:t xml:space="preserve"> Software, 2019. </w:t>
+      </w:r>
+      <w:r>
+        <w:rPr>
+          <w:color w:val="333333"/>
+        </w:rPr>
+        <w:t>Accessible sur : https://lifelines.readthedocs.io</w:t>
+      </w:r>
+    </w:p>
+    <w:p>
+      <w:pPr>
+        <w:spacing w:before="120" w:after="160" w:line="276" w:lineRule="auto"/>
+      </w:pPr>
+      <w:r>
+        <w:rPr>
+          <w:b/>
+          <w:bCs/>
+          <w:color w:val="C0392B"/>
+        </w:rPr>
+        <w:t>[5</w:t>
+      </w:r>
+      <w:proofErr w:type="gramStart"/>
+      <w:r>
+        <w:rPr>
+          <w:b/>
+          <w:bCs/>
+          <w:color w:val="C0392B"/>
+        </w:rPr>
+        <w:t xml:space="preserve">]  </w:t>
+      </w:r>
+      <w:r>
+        <w:rPr>
+          <w:color w:val="333333"/>
+        </w:rPr>
+        <w:t>Microsoft</w:t>
+      </w:r>
+      <w:proofErr w:type="gramEnd"/>
+      <w:r>
+        <w:rPr>
+          <w:color w:val="333333"/>
+        </w:rPr>
+        <w:t xml:space="preserve"> Corporation. Power BI Desktop Documentation. Accessible sur : https://docs.microsoft.com/power-bi/</w:t>
+      </w:r>
+    </w:p>
+    <w:p>
+      <w:pPr>
+        <w:spacing w:before="120" w:after="160" w:line="276" w:lineRule="auto"/>
+        <w:rPr>
+          <w:lang w:val="en-US"/>
+        </w:rPr>
+      </w:pPr>
+      <w:r>
+        <w:rPr>
+          <w:b/>
+          <w:bCs/>
+          <w:color w:val="C0392B"/>
+          <w:lang w:val="en-US"/>
+        </w:rPr>
+        <w:t>[6</w:t>
+      </w:r>
+      <w:proofErr w:type="gramStart"/>
+      <w:r>
+        <w:rPr>
+          <w:b/>
+          <w:bCs/>
+          <w:color w:val="C0392B"/>
+          <w:lang w:val="en-US"/>
+        </w:rPr>
+        <w:t xml:space="preserve">]  </w:t>
+      </w:r>
+      <w:r>
+        <w:rPr>
+          <w:color w:val="333333"/>
+          <w:lang w:val="en-US"/>
+        </w:rPr>
+        <w:t>Kaplan</w:t>
+      </w:r>
+      <w:proofErr w:type="gramEnd"/>
+      <w:r>
+        <w:rPr>
+          <w:color w:val="333333"/>
+          <w:lang w:val="en-US"/>
+        </w:rPr>
+        <w:t xml:space="preserve"> EL, Meier P. Nonparametric estimation from incomplete observations. Journal of the American Statistical Association, </w:t>
+      </w:r>
+      <w:proofErr w:type="gramStart"/>
+      <w:r>
+        <w:rPr>
+          <w:color w:val="333333"/>
+          <w:lang w:val="en-US"/>
+        </w:rPr>
+        <w:t>1958 ;</w:t>
+      </w:r>
+      <w:proofErr w:type="gramEnd"/>
+      <w:r>
+        <w:rPr>
+          <w:color w:val="333333"/>
+          <w:lang w:val="en-US"/>
+        </w:rPr>
+        <w:t xml:space="preserve"> 53(282</w:t>
+      </w:r>
+      <w:proofErr w:type="gramStart"/>
+      <w:r>
+        <w:rPr>
+          <w:color w:val="333333"/>
+          <w:lang w:val="en-US"/>
+        </w:rPr>
+        <w:t>) :</w:t>
+      </w:r>
+      <w:proofErr w:type="gramEnd"/>
+      <w:r>
+        <w:rPr>
+          <w:color w:val="333333"/>
+          <w:lang w:val="en-US"/>
+        </w:rPr>
+        <w:t xml:space="preserve"> 457–481.</w:t>
+      </w:r>
+    </w:p>
+    <w:p>
+      <w:pPr>
+        <w:spacing w:before="120" w:after="160" w:line="276" w:lineRule="auto"/>
+        <w:rPr>
+          <w:lang w:val="en-US"/>
+        </w:rPr>
+      </w:pPr>
+      <w:r>
+        <w:rPr>
+          <w:b/>
+          <w:bCs/>
+          <w:color w:val="C0392B"/>
+          <w:lang w:val="en-US"/>
+        </w:rPr>
+        <w:t>[7</w:t>
+      </w:r>
+      <w:proofErr w:type="gramStart"/>
+      <w:r>
+        <w:rPr>
+          <w:b/>
+          <w:bCs/>
+          <w:color w:val="C0392B"/>
+          <w:lang w:val="en-US"/>
+        </w:rPr>
+        <w:t xml:space="preserve">]  </w:t>
+      </w:r>
+      <w:r>
+        <w:rPr>
+          <w:color w:val="333333"/>
+          <w:lang w:val="en-US"/>
+        </w:rPr>
+        <w:t>Cox</w:t>
+      </w:r>
+      <w:proofErr w:type="gramEnd"/>
+      <w:r>
+        <w:rPr>
+          <w:color w:val="333333"/>
+          <w:lang w:val="en-US"/>
+        </w:rPr>
+        <w:t xml:space="preserve"> DR. Regression models and </w:t>
+      </w:r>
+      <w:proofErr w:type="gramStart"/>
+      <w:r>
+        <w:rPr>
+          <w:color w:val="333333"/>
+          <w:lang w:val="en-US"/>
+        </w:rPr>
+        <w:t>life-tables</w:t>
+      </w:r>
+      <w:proofErr w:type="gramEnd"/>
+      <w:r>
+        <w:rPr>
+          <w:color w:val="333333"/>
+          <w:lang w:val="en-US"/>
+        </w:rPr>
+        <w:t xml:space="preserve">. Journal of the Royal Statistical Society Series B, </w:t>
+      </w:r>
+      <w:proofErr w:type="gramStart"/>
+      <w:r>
+        <w:rPr>
+          <w:color w:val="333333"/>
+          <w:lang w:val="en-US"/>
+        </w:rPr>
+        <w:t>1972 ;</w:t>
+      </w:r>
+      <w:proofErr w:type="gramEnd"/>
+      <w:r>
+        <w:rPr>
+          <w:color w:val="333333"/>
+          <w:lang w:val="en-US"/>
+        </w:rPr>
+        <w:t xml:space="preserve"> 34(2</w:t>
+      </w:r>
+      <w:proofErr w:type="gramStart"/>
+      <w:r>
+        <w:rPr>
+          <w:color w:val="333333"/>
+          <w:lang w:val="en-US"/>
+        </w:rPr>
+        <w:t>) :</w:t>
+      </w:r>
+      <w:proofErr w:type="gramEnd"/>
+      <w:r>
+        <w:rPr>
+          <w:color w:val="333333"/>
+          <w:lang w:val="en-US"/>
+        </w:rPr>
+        <w:t xml:space="preserve"> 187–220.</w:t>
+      </w:r>
+    </w:p>
+    <w:p>
+      <w:pPr>
+        <w:spacing w:before="120" w:after="160" w:line="276" w:lineRule="auto"/>
+      </w:pPr>
+      <w:r>
+        <w:rPr>
+          <w:b/>
+          <w:bCs/>
+          <w:color w:val="C0392B"/>
+          <w:lang w:val="en-US"/>
+        </w:rPr>
+        <w:t>[8</w:t>
+      </w:r>
+      <w:proofErr w:type="gramStart"/>
+      <w:r>
+        <w:rPr>
+          <w:b/>
+          <w:bCs/>
+          <w:color w:val="C0392B"/>
+          <w:lang w:val="en-US"/>
+        </w:rPr>
+        <w:t xml:space="preserve">]  </w:t>
+      </w:r>
+      <w:r>
+        <w:rPr>
+          <w:color w:val="333333"/>
+          <w:lang w:val="en-US"/>
+        </w:rPr>
+        <w:t>McKinney</w:t>
+      </w:r>
+      <w:proofErr w:type="gramEnd"/>
+      <w:r>
+        <w:rPr>
+          <w:color w:val="333333"/>
+          <w:lang w:val="en-US"/>
+        </w:rPr>
+        <w:t xml:space="preserve"> W. Data Structures for Statistical Computing in Python. </w:t>
+      </w:r>
+      <w:proofErr w:type="spellStart"/>
+      <w:r>
+        <w:rPr>
+          <w:color w:val="333333"/>
+        </w:rPr>
+        <w:t>Proceedings</w:t>
+      </w:r>
+      <w:proofErr w:type="spellEnd"/>
+      <w:r>
+        <w:rPr>
+          <w:color w:val="333333"/>
+        </w:rPr>
+        <w:t xml:space="preserve"> of the 9th Python in Science </w:t>
+      </w:r>
+      <w:proofErr w:type="spellStart"/>
+      <w:r>
+        <w:rPr>
+          <w:color w:val="333333"/>
+        </w:rPr>
+        <w:t>Conference</w:t>
+      </w:r>
+      <w:proofErr w:type="spellEnd"/>
+      <w:r>
+        <w:rPr>
+          <w:color w:val="333333"/>
+        </w:rPr>
+        <w:t>, 2010.</w:t>
       </w:r>
     </w:p>
     <w:sectPr>
@@ -11816,7 +14170,31 @@
         <w:sz w:val="18"/>
         <w:szCs w:val="18"/>
       </w:rPr>
-      <w:t xml:space="preserve">  —  Yassine Ammami  |  Encadrante : Leila Mourid</w:t>
+      <w:t xml:space="preserve">  —  </w:t>
+    </w:r>
+    <w:r>
+      <w:rPr>
+        <w:color w:val="888888"/>
+        <w:sz w:val="18"/>
+        <w:szCs w:val="18"/>
+      </w:rPr>
+      <w:t>MOURID Leila   |    Encadrant</w:t>
+    </w:r>
+    <w:r>
+      <w:rPr>
+        <w:color w:val="888888"/>
+        <w:sz w:val="18"/>
+        <w:szCs w:val="18"/>
+      </w:rPr>
+      <w:t xml:space="preserve"> : </w:t>
+    </w:r>
+    <w:r>
+      <w:rPr>
+        <w:color w:val="888888"/>
+        <w:sz w:val="18"/>
+        <w:szCs w:val="18"/>
+      </w:rPr>
+      <w:t>AMMANI Yassine</w:t>
     </w:r>
   </w:p>
 </w:ftr>
@@ -11851,6 +14229,7 @@
       <w:spacing w:after="120"/>
       <w:jc w:val="center"/>
     </w:pPr>
+    <w:proofErr w:type="spellStart"/>
     <w:r>
       <w:rPr>
         <w:b/>
@@ -11859,7 +14238,50 @@
         <w:sz w:val="18"/>
         <w:szCs w:val="18"/>
       </w:rPr>
-      <w:t>OncoBio Decision Analytics</w:t>
+      <w:t>OncoBio</w:t>
+    </w:r>
+    <w:proofErr w:type="spellEnd"/>
+    <w:r>
+      <w:rPr>
+        <w:b/>
+        <w:bCs/>
+        <w:color w:val="0A1628"/>
+        <w:sz w:val="18"/>
+        <w:szCs w:val="18"/>
+      </w:rPr>
+      <w:t xml:space="preserve"> </w:t>
+    </w:r>
+    <w:proofErr w:type="spellStart"/>
+    <w:r>
+      <w:rPr>
+        <w:b/>
+        <w:bCs/>
+        <w:color w:val="0A1628"/>
+        <w:sz w:val="18"/>
+        <w:szCs w:val="18"/>
+      </w:rPr>
+      <w:t>Decision</w:t>
+    </w:r>
+    <w:proofErr w:type="spellEnd"/>
+    <w:r>
+      <w:rPr>
+        <w:b/>
+        <w:bCs/>
+        <w:color w:val="0A1628"/>
+        <w:sz w:val="18"/>
+        <w:szCs w:val="18"/>
+      </w:rPr>
+      <w:t xml:space="preserve"> </w:t>
+    </w:r>
+    <w:r>
+      <w:rPr>
+        <w:b/>
+        <w:bCs/>
+        <w:color w:val="0A1628"/>
+        <w:sz w:val="18"/>
+        <w:szCs w:val="18"/>
+      </w:rPr>
+      <w:t xml:space="preserve">Analytics        </w:t>
     </w:r>
     <w:r>
       <w:rPr>
@@ -11867,7 +14289,39 @@
         <w:sz w:val="18"/>
         <w:szCs w:val="18"/>
       </w:rPr>
-      <w:t xml:space="preserve">  |  Rapport de Projet Fil Rouge — Simplon 2025</w:t>
+      <w:t xml:space="preserve"> |</w:t>
+    </w:r>
+    <w:r>
+      <w:rPr>
+        <w:color w:val="888888"/>
+        <w:sz w:val="18"/>
+        <w:szCs w:val="18"/>
+      </w:rPr>
+      <w:t xml:space="preserve">  </w:t>
+    </w:r>
+    <w:r>
+      <w:rPr>
+        <w:color w:val="888888"/>
+        <w:sz w:val="18"/>
+        <w:szCs w:val="18"/>
+      </w:rPr>
+      <w:t xml:space="preserve">       </w:t>
+    </w:r>
+    <w:r>
+      <w:rPr>
+        <w:color w:val="888888"/>
+        <w:sz w:val="18"/>
+        <w:szCs w:val="18"/>
+      </w:rPr>
+      <w:t>Rapport de Projet Fil Rouge — Simplon 202</w:t>
+    </w:r>
+    <w:r>
+      <w:rPr>
+        <w:color w:val="888888"/>
+        <w:sz w:val="18"/>
+        <w:szCs w:val="18"/>
+      </w:rPr>
+      <w:t>6</w:t>
     </w:r>
   </w:p>
 </w:hdr>
